--- a/GMPD_SOP.docx
+++ b/GMPD_SOP.docx
@@ -469,21 +469,7 @@
                 <w:rFonts w:ascii="Arial" w:hAnsi="Arial" w:cs="Arial"/>
                 <w:lang w:val="en-GB"/>
               </w:rPr>
-              <w:t>\\cardinalhealth.net\applications\OH001\AnalyticsInfoMgmt\Teams\Performance Optimization\Projects\</w:t>
-            </w:r>
-            <w:r>
-              <w:rPr>
-                <w:rFonts w:ascii="Arial" w:hAnsi="Arial" w:cs="Arial"/>
-                <w:lang w:val="en-GB"/>
-              </w:rPr>
-              <w:t>ITA</w:t>
-            </w:r>
-            <w:r>
-              <w:rPr>
-                <w:rFonts w:ascii="Arial" w:hAnsi="Arial" w:cs="Arial"/>
-                <w:lang w:val="en-GB"/>
-              </w:rPr>
-              <w:t>\</w:t>
+              <w:t>\\cardinalhealth.net\applications\OH001\AnalyticsInfoMgmt\Teams\Performance Optimization\Projects\GMPD\</w:t>
             </w:r>
             <w:proofErr w:type="spellStart"/>
             <w:r>
@@ -539,7 +525,7 @@
               <w:rPr>
                 <w:rFonts w:ascii="Arial" w:hAnsi="Arial" w:cs="Arial"/>
               </w:rPr>
-              <w:t>Doug Helmreich</w:t>
+              <w:t>Nitin Maheshwari</w:t>
             </w:r>
           </w:p>
         </w:tc>
@@ -1812,7 +1798,19 @@
           </w:tcPr>
           <w:p>
             <w:r>
-              <w:t>Repo</w:t>
+              <w:t>GitHub r</w:t>
+            </w:r>
+            <w:r>
+              <w:t>epo</w:t>
+            </w:r>
+            <w:r>
+              <w:t xml:space="preserve"> </w:t>
+            </w:r>
+            <w:r>
+              <w:t>for share point connector</w:t>
+            </w:r>
+            <w:r>
+              <w:t xml:space="preserve"> (main branch)</w:t>
             </w:r>
           </w:p>
         </w:tc>
@@ -1821,9 +1819,72 @@
             <w:tcW w:w="4320" w:type="dxa"/>
           </w:tcPr>
           <w:p>
-            <w:r>
-              <w:t>ENTER THE GIT REPO</w:t>
-            </w:r>
+            <w:hyperlink r:id="rId20" w:history="1">
+              <w:r>
+                <w:rPr>
+                  <w:rStyle w:val="Hyperlink"/>
+                </w:rPr>
+                <w:t>ENTER THE GIT REPO</w:t>
+              </w:r>
+            </w:hyperlink>
+          </w:p>
+        </w:tc>
+      </w:tr>
+      <w:tr>
+        <w:tc>
+          <w:tcPr>
+            <w:tcW w:w="4320" w:type="dxa"/>
+          </w:tcPr>
+          <w:p>
+            <w:pPr>
+              <w:jc w:val="left"/>
+            </w:pPr>
+            <w:r>
+              <w:t>GitHub r</w:t>
+            </w:r>
+            <w:r>
+              <w:t xml:space="preserve">epo for share point connector </w:t>
+            </w:r>
+            <w:r>
+              <w:t>– branch “</w:t>
+            </w:r>
+            <w:proofErr w:type="spellStart"/>
+            <w:r>
+              <w:t>gmpd</w:t>
+            </w:r>
+            <w:proofErr w:type="spellEnd"/>
+            <w:r>
+              <w:t>-</w:t>
+            </w:r>
+            <w:proofErr w:type="spellStart"/>
+            <w:r>
+              <w:t>masterdata</w:t>
+            </w:r>
+            <w:proofErr w:type="spellEnd"/>
+            <w:r>
+              <w:t xml:space="preserve">-ka” </w:t>
+            </w:r>
+            <w:r>
+              <w:t>(</w:t>
+            </w:r>
+            <w:r>
+              <w:t>GMPD)</w:t>
+            </w:r>
+          </w:p>
+        </w:tc>
+        <w:tc>
+          <w:tcPr>
+            <w:tcW w:w="4320" w:type="dxa"/>
+          </w:tcPr>
+          <w:p>
+            <w:hyperlink r:id="rId21" w:history="1">
+              <w:r>
+                <w:rPr>
+                  <w:rStyle w:val="Hyperlink"/>
+                </w:rPr>
+                <w:t>ENTER THE GIT REPO</w:t>
+              </w:r>
+            </w:hyperlink>
           </w:p>
         </w:tc>
       </w:tr>
@@ -2213,6 +2274,7 @@
           </w:tcPr>
           <w:p>
             <w:r>
+              <w:lastRenderedPageBreak/>
               <w:t>AI Engineer</w:t>
             </w:r>
           </w:p>
@@ -2257,7 +2319,6 @@
           </w:tcPr>
           <w:p>
             <w:r>
-              <w:lastRenderedPageBreak/>
               <w:t>SME</w:t>
             </w:r>
           </w:p>
@@ -2645,42 +2706,6 @@
         <w:rPr>
           <w:rFonts w:ascii="Arial" w:hAnsi="Arial" w:cs="Arial"/>
           <w:b/>
-        </w:rPr>
-      </w:pPr>
-    </w:p>
-    <w:p>
-      <w:pPr>
-        <w:pStyle w:val="NoSpacing"/>
-        <w:rPr>
-          <w:rFonts w:ascii="Arial" w:hAnsi="Arial" w:cs="Arial"/>
-          <w:b/>
-        </w:rPr>
-      </w:pPr>
-    </w:p>
-    <w:p>
-      <w:pPr>
-        <w:pStyle w:val="NoSpacing"/>
-        <w:rPr>
-          <w:rFonts w:ascii="Arial" w:hAnsi="Arial" w:cs="Arial"/>
-          <w:b/>
-        </w:rPr>
-      </w:pPr>
-    </w:p>
-    <w:p>
-      <w:pPr>
-        <w:pStyle w:val="NoSpacing"/>
-        <w:rPr>
-          <w:rFonts w:ascii="Arial" w:hAnsi="Arial" w:cs="Arial"/>
-          <w:b/>
-        </w:rPr>
-      </w:pPr>
-    </w:p>
-    <w:p>
-      <w:pPr>
-        <w:pStyle w:val="NoSpacing"/>
-        <w:rPr>
-          <w:rFonts w:ascii="Arial" w:hAnsi="Arial" w:cs="Arial"/>
-          <w:b/>
           <w:u w:val="single"/>
         </w:rPr>
       </w:pPr>
@@ -2689,7 +2714,6 @@
           <w:rFonts w:ascii="Arial" w:hAnsi="Arial" w:cs="Arial"/>
           <w:b/>
         </w:rPr>
-        <w:lastRenderedPageBreak/>
         <w:t>2.4</w:t>
       </w:r>
       <w:r>
@@ -2793,7 +2817,7 @@
             <wp:cNvGraphicFramePr/>
             <a:graphic xmlns:a="http://schemas.openxmlformats.org/drawingml/2006/main">
               <a:graphicData uri="http://schemas.openxmlformats.org/drawingml/2006/diagram">
-                <dgm:relIds xmlns:dgm="http://schemas.openxmlformats.org/drawingml/2006/diagram" xmlns:r="http://schemas.openxmlformats.org/officeDocument/2006/relationships" r:dm="rId20" r:lo="rId21" r:qs="rId22" r:cs="rId23"/>
+                <dgm:relIds xmlns:dgm="http://schemas.openxmlformats.org/drawingml/2006/diagram" xmlns:r="http://schemas.openxmlformats.org/officeDocument/2006/relationships" r:dm="rId22" r:lo="rId23" r:qs="rId24" r:cs="rId25"/>
               </a:graphicData>
             </a:graphic>
             <wp14:sizeRelH relativeFrom="page">
@@ -3154,7 +3178,6 @@
           <w:rFonts w:ascii="Arial" w:hAnsi="Arial" w:cs="Arial"/>
           <w:b/>
         </w:rPr>
-        <w:lastRenderedPageBreak/>
         <w:t>2.</w:t>
       </w:r>
       <w:r>
@@ -3235,43 +3258,166 @@
     </w:p>
     <w:p>
       <w:r>
-        <w:t xml:space="preserve">Step 1: Provision Workbench in </w:t>
-      </w:r>
-      <w:proofErr w:type="spellStart"/>
-      <w:r>
-        <w:t>vndyds</w:t>
-      </w:r>
-      <w:proofErr w:type="spellEnd"/>
-      <w:r>
-        <w:t>-ka-np and ensure IAM + SharePoint access.</w:t>
-      </w:r>
-      <w:r>
-        <w:br/>
-        <w:t>Matt, Thoburn or Aravind Sankaran</w:t>
+        <w:rPr>
+          <w:b/>
+          <w:bCs/>
+        </w:rPr>
+        <w:t>Step 1:</w:t>
+      </w:r>
+      <w:r>
+        <w:t xml:space="preserve"> </w:t>
       </w:r>
     </w:p>
     <w:p>
       <w:r>
-        <w:t>Nicholas David – Share point access</w:t>
+        <w:t xml:space="preserve">Provision Workbench in </w:t>
+      </w:r>
+      <w:proofErr w:type="spellStart"/>
+      <w:r>
+        <w:t>vndyds</w:t>
+      </w:r>
+      <w:proofErr w:type="spellEnd"/>
+      <w:r>
+        <w:t>-ka-np and ensure IAM + SharePoint access.</w:t>
       </w:r>
     </w:p>
     <w:p>
+      <w:pPr>
+        <w:pStyle w:val="ListParagraph"/>
+        <w:numPr>
+          <w:ilvl w:val="0"/>
+          <w:numId w:val="48"/>
+        </w:numPr>
+      </w:pPr>
+      <w:r>
+        <w:t xml:space="preserve">Instance </w:t>
+      </w:r>
+      <w:r>
+        <w:t>onboard in “</w:t>
+      </w:r>
+      <w:proofErr w:type="spellStart"/>
+      <w:r>
+        <w:t>vndyds</w:t>
+      </w:r>
+      <w:proofErr w:type="spellEnd"/>
+      <w:r>
+        <w:t xml:space="preserve">-ka-np” </w:t>
+      </w:r>
+      <w:r>
+        <w:t>- T</w:t>
+      </w:r>
+      <w:r>
+        <w:t>hoburn</w:t>
+      </w:r>
+      <w:r>
+        <w:t xml:space="preserve"> Matt</w:t>
+      </w:r>
+      <w:r>
+        <w:t xml:space="preserve"> </w:t>
+      </w:r>
+      <w:r>
+        <w:t xml:space="preserve">/ </w:t>
+      </w:r>
+      <w:r>
+        <w:t>Aravind Sankaran</w:t>
+      </w:r>
+    </w:p>
+    <w:p>
+      <w:pPr>
+        <w:pStyle w:val="ListParagraph"/>
+        <w:numPr>
+          <w:ilvl w:val="0"/>
+          <w:numId w:val="48"/>
+        </w:numPr>
+      </w:pPr>
+      <w:r>
+        <w:t>Share point</w:t>
+      </w:r>
+      <w:r>
+        <w:t xml:space="preserve"> site</w:t>
+      </w:r>
+      <w:r>
+        <w:t xml:space="preserve"> access</w:t>
+      </w:r>
+      <w:r>
+        <w:t xml:space="preserve"> (Links for a specific domain)</w:t>
+      </w:r>
+      <w:r>
+        <w:t xml:space="preserve"> - Nichols David</w:t>
+      </w:r>
+    </w:p>
+    <w:p>
+      <w:pPr>
+        <w:rPr>
+          <w:b/>
+          <w:bCs/>
+        </w:rPr>
+      </w:pPr>
       <w:r>
         <w:br/>
-        <w:t>Step 2: Install dependencies using requirements.txt from ENTER THE GIT REPO.</w:t>
-      </w:r>
+      </w:r>
+      <w:r>
+        <w:rPr>
+          <w:b/>
+          <w:bCs/>
+        </w:rPr>
+        <w:t xml:space="preserve">Step 2: </w:t>
+      </w:r>
+    </w:p>
+    <w:p>
+      <w:r>
+        <w:t xml:space="preserve">Install dependencies using requirements.txt from </w:t>
+      </w:r>
+      <w:r>
+        <w:t xml:space="preserve">below </w:t>
+      </w:r>
+      <w:proofErr w:type="spellStart"/>
+      <w:r>
+        <w:t>Git</w:t>
+      </w:r>
+      <w:proofErr w:type="spellEnd"/>
+      <w:r>
+        <w:t xml:space="preserve"> repo:</w:t>
+      </w:r>
+    </w:p>
+    <w:p>
+      <w:hyperlink r:id="rId27" w:history="1">
+        <w:r>
+          <w:rPr>
+            <w:rStyle w:val="Hyperlink"/>
+          </w:rPr>
+          <w:t>GIT REPO</w:t>
+        </w:r>
+      </w:hyperlink>
       <w:r>
         <w:br/>
       </w:r>
       <w:r>
         <w:br/>
-        <w:t xml:space="preserve">Step 3: Configure </w:t>
+      </w:r>
+      <w:r>
+        <w:rPr>
+          <w:b/>
+          <w:bCs/>
+        </w:rPr>
+        <w:t>Step 3:</w:t>
+      </w:r>
+      <w:r>
+        <w:t xml:space="preserve"> </w:t>
+      </w:r>
+    </w:p>
+    <w:p>
+      <w:r>
+        <w:t xml:space="preserve">Configure </w:t>
       </w:r>
       <w:proofErr w:type="spellStart"/>
       <w:r>
         <w:t>GMPD_Master_Data_Domain.ipynb</w:t>
       </w:r>
       <w:proofErr w:type="spellEnd"/>
+      <w:r>
+        <w:t xml:space="preserve"> or Configure for new domain</w:t>
+      </w:r>
       <w:r>
         <w:t>:</w:t>
       </w:r>
@@ -3308,18 +3454,54 @@
       </w:r>
       <w:r>
         <w:br/>
-        <w:t>Step 4: Connector Architecture:</w:t>
+      </w:r>
+      <w:r>
+        <w:rPr>
+          <w:b/>
+          <w:bCs/>
+        </w:rPr>
+        <w:t>Step 4:</w:t>
+      </w:r>
+      <w:r>
+        <w:t xml:space="preserve"> </w:t>
+      </w:r>
+    </w:p>
+    <w:p>
+      <w:pPr>
+        <w:rPr>
+          <w:b/>
+          <w:bCs/>
+        </w:rPr>
+      </w:pPr>
+      <w:r>
+        <w:t>Connector Architecture:</w:t>
       </w:r>
       <w:r>
         <w:br/>
         <w:t>Base connector, SharePoint connector (API traversal), GCS connector (storage).</w:t>
       </w:r>
-      <w:r>
-        <w:br/>
-      </w:r>
-      <w:r>
-        <w:br/>
-        <w:t>Step 5: SharePoint Integration:</w:t>
+    </w:p>
+    <w:p>
+      <w:r>
+        <w:rPr>
+          <w:b/>
+          <w:bCs/>
+        </w:rPr>
+        <w:t>Step 5:</w:t>
+      </w:r>
+      <w:r>
+        <w:t xml:space="preserve"> </w:t>
+      </w:r>
+    </w:p>
+    <w:p>
+      <w:pPr>
+        <w:rPr>
+          <w:b/>
+          <w:bCs/>
+        </w:rPr>
+      </w:pPr>
+      <w:r>
+        <w:t>SharePoint Integration:</w:t>
       </w:r>
       <w:r>
         <w:br/>
@@ -3330,7 +3512,24 @@
       </w:r>
       <w:r>
         <w:br/>
-        <w:t>Step 6: Data Processing:</w:t>
+      </w:r>
+    </w:p>
+    <w:p>
+      <w:r>
+        <w:rPr>
+          <w:b/>
+          <w:bCs/>
+        </w:rPr>
+        <w:lastRenderedPageBreak/>
+        <w:t>Step 6:</w:t>
+      </w:r>
+      <w:r>
+        <w:t xml:space="preserve"> </w:t>
+      </w:r>
+    </w:p>
+    <w:p>
+      <w:r>
+        <w:t>Data Processing:</w:t>
       </w:r>
       <w:r>
         <w:br/>
@@ -3341,7 +3540,21 @@
       </w:r>
       <w:r>
         <w:br/>
-        <w:t>Step 7: GCS Structure:</w:t>
+      </w:r>
+      <w:r>
+        <w:rPr>
+          <w:b/>
+          <w:bCs/>
+        </w:rPr>
+        <w:t>Step 7:</w:t>
+      </w:r>
+      <w:r>
+        <w:t xml:space="preserve"> </w:t>
+      </w:r>
+    </w:p>
+    <w:p>
+      <w:r>
+        <w:t>GCS Structure:</w:t>
       </w:r>
       <w:r>
         <w:br/>
@@ -3352,7 +3565,21 @@
       </w:r>
       <w:r>
         <w:br/>
-        <w:t>Step 8: Discovery Engine:</w:t>
+      </w:r>
+      <w:r>
+        <w:rPr>
+          <w:b/>
+          <w:bCs/>
+        </w:rPr>
+        <w:t>Step 8:</w:t>
+      </w:r>
+      <w:r>
+        <w:t xml:space="preserve"> </w:t>
+      </w:r>
+    </w:p>
+    <w:p>
+      <w:r>
+        <w:t>Discovery Engine:</w:t>
       </w:r>
       <w:r>
         <w:br/>
@@ -3363,24 +3590,135 @@
       </w:r>
       <w:r>
         <w:br/>
-        <w:t>Step 9: Final Integration:</w:t>
+      </w:r>
+      <w:r>
+        <w:rPr>
+          <w:b/>
+          <w:bCs/>
+        </w:rPr>
+        <w:t>Step 9:</w:t>
+      </w:r>
+      <w:r>
+        <w:t xml:space="preserve"> </w:t>
+      </w:r>
+    </w:p>
+    <w:p>
+      <w:r>
+        <w:t>Final Integration:</w:t>
       </w:r>
       <w:r>
         <w:br/>
         <w:t>Coordinate with stakeholders, provide user group, GCS bucket, SharePoint list.</w:t>
       </w:r>
+    </w:p>
+    <w:p>
+      <w:r>
+        <w:rPr>
+          <w:b/>
+          <w:bCs/>
+        </w:rPr>
+        <w:t>Step 1</w:t>
+      </w:r>
+      <w:r>
+        <w:rPr>
+          <w:b/>
+          <w:bCs/>
+        </w:rPr>
+        <w:t>0</w:t>
+      </w:r>
+      <w:r>
+        <w:rPr>
+          <w:b/>
+          <w:bCs/>
+        </w:rPr>
+        <w:t>:</w:t>
+      </w:r>
+      <w:r>
+        <w:t xml:space="preserve"> </w:t>
+      </w:r>
+    </w:p>
+    <w:p>
+      <w:r>
+        <w:t>Raise</w:t>
+      </w:r>
+      <w:r>
+        <w:t xml:space="preserve"> AD group</w:t>
+      </w:r>
+      <w:r>
+        <w:t xml:space="preserve"> access</w:t>
+      </w:r>
+      <w:r>
+        <w:t xml:space="preserve"> to access the domain in knowledge assistant</w:t>
+      </w:r>
+      <w:r>
+        <w:t xml:space="preserve">. </w:t>
+      </w:r>
+      <w:r>
+        <w:t>(</w:t>
+      </w:r>
+      <w:r>
+        <w:t xml:space="preserve">The AD group will be created </w:t>
+      </w:r>
+      <w:r>
+        <w:t>for specific user</w:t>
+      </w:r>
+      <w:r>
+        <w:t xml:space="preserve"> </w:t>
+      </w:r>
+      <w:r>
+        <w:t>group provide</w:t>
+      </w:r>
+      <w:r>
+        <w:t>d)</w:t>
+      </w:r>
       <w:r>
         <w:br/>
-      </w:r>
+        <w:t>Below is the AD group for GMPD Domain:</w:t>
+      </w:r>
+    </w:p>
+    <w:p>
+      <w:r>
+        <w:rPr>
+          <w:u w:val="single"/>
+        </w:rPr>
+        <w:t>a-OktaSSO-APM0030790-GMPDMasterdata-users </w:t>
+      </w:r>
+    </w:p>
+    <w:p>
       <w:r>
         <w:br/>
-        <w:t>Step 10: Validation:</w:t>
+      </w:r>
+      <w:r>
+        <w:rPr>
+          <w:b/>
+          <w:bCs/>
+        </w:rPr>
+        <w:t>Step 1</w:t>
+      </w:r>
+      <w:r>
+        <w:rPr>
+          <w:b/>
+          <w:bCs/>
+        </w:rPr>
+        <w:t>1</w:t>
+      </w:r>
+      <w:r>
+        <w:rPr>
+          <w:b/>
+          <w:bCs/>
+        </w:rPr>
+        <w:t>:</w:t>
+      </w:r>
+      <w:r>
+        <w:t xml:space="preserve"> </w:t>
+      </w:r>
+    </w:p>
+    <w:p>
+      <w:r>
+        <w:t>Validation:</w:t>
       </w:r>
       <w:r>
         <w:br/>
-      </w:r>
-      <w:r>
-        <w:lastRenderedPageBreak/>
         <w:t>Create prompts, compare manual vs generated answers, log in Excel.</w:t>
       </w:r>
       <w:r>
@@ -3388,7 +3726,35 @@
       </w:r>
       <w:r>
         <w:br/>
-        <w:t>Step 11: Completion:</w:t>
+      </w:r>
+      <w:r>
+        <w:rPr>
+          <w:b/>
+          <w:bCs/>
+        </w:rPr>
+        <w:t>Step 1</w:t>
+      </w:r>
+      <w:r>
+        <w:rPr>
+          <w:b/>
+          <w:bCs/>
+        </w:rPr>
+        <w:t>2</w:t>
+      </w:r>
+      <w:r>
+        <w:rPr>
+          <w:b/>
+          <w:bCs/>
+        </w:rPr>
+        <w:t>:</w:t>
+      </w:r>
+      <w:r>
+        <w:t xml:space="preserve"> </w:t>
+      </w:r>
+    </w:p>
+    <w:p>
+      <w:r>
+        <w:t>Completion:</w:t>
       </w:r>
       <w:r>
         <w:br/>
@@ -3412,6 +3778,7 @@
       </w:pPr>
       <w:bookmarkStart w:id="9" w:name="_Toc145000510"/>
       <w:r>
+        <w:lastRenderedPageBreak/>
         <w:t>3</w:t>
       </w:r>
       <w:r>
@@ -3758,7 +4125,6 @@
           <w:lang w:val="pt-BR"/>
         </w:rPr>
         <w:tab/>
-        <w:t>The output should have all mentioned columns with prediction values for the following:</w:t>
       </w:r>
       <w:r>
         <w:rPr>
@@ -3766,7 +4132,7 @@
           <w:bCs/>
           <w:lang w:val="pt-BR"/>
         </w:rPr>
-        <w:br/>
+        <w:t>Once the sharepoint connector is triggered</w:t>
       </w:r>
       <w:r>
         <w:rPr>
@@ -3774,7 +4140,39 @@
           <w:bCs/>
           <w:lang w:val="pt-BR"/>
         </w:rPr>
-        <w:tab/>
+        <w:t>, it will take 5-6 hours to complete mirr</w:t>
+      </w:r>
+      <w:r>
+        <w:rPr>
+          <w:rFonts w:ascii="Arial" w:hAnsi="Arial" w:cs="Arial"/>
+          <w:bCs/>
+          <w:lang w:val="pt-BR"/>
+        </w:rPr>
+        <w:t xml:space="preserve">oring of </w:t>
+      </w:r>
+      <w:r>
+        <w:rPr>
+          <w:rFonts w:ascii="Arial" w:hAnsi="Arial" w:cs="Arial"/>
+          <w:bCs/>
+          <w:lang w:val="pt-BR"/>
+        </w:rPr>
+        <w:t>all the documents inside the sharepoint links</w:t>
+      </w:r>
+      <w:r>
+        <w:rPr>
+          <w:rFonts w:ascii="Arial" w:hAnsi="Arial" w:cs="Arial"/>
+          <w:bCs/>
+          <w:lang w:val="pt-BR"/>
+        </w:rPr>
+        <w:t xml:space="preserve">. Once this is done check the “domain” under GCS bucket whether all the sharepoint documents are mirrored. Below is the </w:t>
+      </w:r>
+      <w:r>
+        <w:rPr>
+          <w:rFonts w:ascii="Arial" w:hAnsi="Arial" w:cs="Arial"/>
+          <w:bCs/>
+          <w:lang w:val="pt-BR"/>
+        </w:rPr>
+        <w:t>screen shot of the GCS bucket:</w:t>
       </w:r>
     </w:p>
     <w:p>
@@ -3786,2086 +4184,214 @@
           <w:lang w:val="pt-BR"/>
         </w:rPr>
       </w:pPr>
+      <w:r>
+        <w:rPr>
+          <w:rFonts w:ascii="Arial" w:hAnsi="Arial" w:cs="Arial"/>
+          <w:bCs/>
+          <w:noProof/>
+          <w:lang w:val="pt-BR"/>
+        </w:rPr>
+        <w:drawing>
+          <wp:inline distT="0" distB="0" distL="0" distR="0" wp14:anchorId="69057A87" wp14:editId="2DC84C78">
+            <wp:extent cx="6188710" cy="2167890"/>
+            <wp:effectExtent l="0" t="0" r="2540" b="3810"/>
+            <wp:docPr id="145286294" name="Picture 1"/>
+            <wp:cNvGraphicFramePr>
+              <a:graphicFrameLocks xmlns:a="http://schemas.openxmlformats.org/drawingml/2006/main" noChangeAspect="1"/>
+            </wp:cNvGraphicFramePr>
+            <a:graphic xmlns:a="http://schemas.openxmlformats.org/drawingml/2006/main">
+              <a:graphicData uri="http://schemas.openxmlformats.org/drawingml/2006/picture">
+                <pic:pic xmlns:pic="http://schemas.openxmlformats.org/drawingml/2006/picture">
+                  <pic:nvPicPr>
+                    <pic:cNvPr id="145286294" name=""/>
+                    <pic:cNvPicPr/>
+                  </pic:nvPicPr>
+                  <pic:blipFill>
+                    <a:blip r:embed="rId28"/>
+                    <a:stretch>
+                      <a:fillRect/>
+                    </a:stretch>
+                  </pic:blipFill>
+                  <pic:spPr>
+                    <a:xfrm>
+                      <a:off x="0" y="0"/>
+                      <a:ext cx="6188710" cy="2167890"/>
+                    </a:xfrm>
+                    <a:prstGeom prst="rect">
+                      <a:avLst/>
+                    </a:prstGeom>
+                  </pic:spPr>
+                </pic:pic>
+              </a:graphicData>
+            </a:graphic>
+          </wp:inline>
+        </w:drawing>
+      </w:r>
     </w:p>
-    <w:tbl>
-      <w:tblPr>
-        <w:tblW w:w="9447" w:type="dxa"/>
-        <w:tblInd w:w="147" w:type="dxa"/>
-        <w:tblLook w:val="04A0" w:firstRow="1" w:lastRow="0" w:firstColumn="1" w:lastColumn="0" w:noHBand="0" w:noVBand="1"/>
-      </w:tblPr>
-      <w:tblGrid>
-        <w:gridCol w:w="1647"/>
-        <w:gridCol w:w="1300"/>
-        <w:gridCol w:w="1300"/>
-        <w:gridCol w:w="1300"/>
-        <w:gridCol w:w="1300"/>
-        <w:gridCol w:w="1300"/>
-        <w:gridCol w:w="1300"/>
-      </w:tblGrid>
-      <w:tr>
-        <w:trPr>
-          <w:trHeight w:val="310"/>
-        </w:trPr>
-        <w:tc>
-          <w:tcPr>
-            <w:tcW w:w="1647" w:type="dxa"/>
-            <w:tcBorders>
-              <w:top w:val="single" w:sz="4" w:space="0" w:color="auto"/>
-              <w:left w:val="single" w:sz="4" w:space="0" w:color="auto"/>
-              <w:bottom w:val="single" w:sz="4" w:space="0" w:color="auto"/>
-              <w:right w:val="single" w:sz="4" w:space="0" w:color="auto"/>
-            </w:tcBorders>
-            <w:shd w:val="clear" w:color="000000" w:fill="FFFF00"/>
-            <w:noWrap/>
-          </w:tcPr>
-          <w:p>
-            <w:pPr>
-              <w:spacing w:before="0" w:after="0" w:line="240" w:lineRule="auto"/>
-              <w:jc w:val="center"/>
-              <w:rPr>
-                <w:rFonts w:ascii="Calibri" w:eastAsia="Times New Roman" w:hAnsi="Calibri" w:cs="Calibri"/>
-                <w:b/>
-                <w:bCs/>
-                <w:sz w:val="24"/>
-                <w:szCs w:val="24"/>
-                <w:lang w:bidi="ar-SA"/>
-              </w:rPr>
-            </w:pPr>
-          </w:p>
-        </w:tc>
-        <w:tc>
-          <w:tcPr>
-            <w:tcW w:w="1300" w:type="dxa"/>
-            <w:tcBorders>
-              <w:top w:val="single" w:sz="4" w:space="0" w:color="auto"/>
-              <w:left w:val="nil"/>
-              <w:bottom w:val="single" w:sz="4" w:space="0" w:color="auto"/>
-              <w:right w:val="single" w:sz="4" w:space="0" w:color="auto"/>
-            </w:tcBorders>
-            <w:shd w:val="clear" w:color="000000" w:fill="FFFF00"/>
-            <w:noWrap/>
-          </w:tcPr>
-          <w:p>
-            <w:pPr>
-              <w:spacing w:before="0" w:after="0" w:line="240" w:lineRule="auto"/>
-              <w:jc w:val="center"/>
-              <w:rPr>
-                <w:rFonts w:ascii="Calibri" w:eastAsia="Times New Roman" w:hAnsi="Calibri" w:cs="Calibri"/>
-                <w:b/>
-                <w:bCs/>
-                <w:sz w:val="24"/>
-                <w:szCs w:val="24"/>
-                <w:lang w:bidi="ar-SA"/>
-              </w:rPr>
-            </w:pPr>
-          </w:p>
-        </w:tc>
-        <w:tc>
-          <w:tcPr>
-            <w:tcW w:w="1300" w:type="dxa"/>
-            <w:tcBorders>
-              <w:top w:val="single" w:sz="4" w:space="0" w:color="auto"/>
-              <w:left w:val="nil"/>
-              <w:bottom w:val="single" w:sz="4" w:space="0" w:color="auto"/>
-              <w:right w:val="single" w:sz="4" w:space="0" w:color="auto"/>
-            </w:tcBorders>
-            <w:shd w:val="clear" w:color="000000" w:fill="FFFF00"/>
-            <w:noWrap/>
-          </w:tcPr>
-          <w:p>
-            <w:pPr>
-              <w:spacing w:before="0" w:after="0" w:line="240" w:lineRule="auto"/>
-              <w:jc w:val="center"/>
-              <w:rPr>
-                <w:rFonts w:ascii="Calibri" w:eastAsia="Times New Roman" w:hAnsi="Calibri" w:cs="Calibri"/>
-                <w:b/>
-                <w:bCs/>
-                <w:sz w:val="24"/>
-                <w:szCs w:val="24"/>
-                <w:lang w:bidi="ar-SA"/>
-              </w:rPr>
-            </w:pPr>
-          </w:p>
-        </w:tc>
-        <w:tc>
-          <w:tcPr>
-            <w:tcW w:w="1300" w:type="dxa"/>
-            <w:tcBorders>
-              <w:top w:val="single" w:sz="4" w:space="0" w:color="auto"/>
-              <w:left w:val="nil"/>
-              <w:bottom w:val="single" w:sz="4" w:space="0" w:color="auto"/>
-              <w:right w:val="single" w:sz="4" w:space="0" w:color="auto"/>
-            </w:tcBorders>
-            <w:shd w:val="clear" w:color="000000" w:fill="FFFF00"/>
-            <w:noWrap/>
-          </w:tcPr>
-          <w:p>
-            <w:pPr>
-              <w:spacing w:before="0" w:after="0" w:line="240" w:lineRule="auto"/>
-              <w:jc w:val="center"/>
-              <w:rPr>
-                <w:rFonts w:ascii="Calibri" w:eastAsia="Times New Roman" w:hAnsi="Calibri" w:cs="Calibri"/>
-                <w:b/>
-                <w:bCs/>
-                <w:sz w:val="24"/>
-                <w:szCs w:val="24"/>
-                <w:lang w:bidi="ar-SA"/>
-              </w:rPr>
-            </w:pPr>
-          </w:p>
-        </w:tc>
-        <w:tc>
-          <w:tcPr>
-            <w:tcW w:w="1300" w:type="dxa"/>
-            <w:tcBorders>
-              <w:top w:val="single" w:sz="4" w:space="0" w:color="auto"/>
-              <w:left w:val="nil"/>
-              <w:bottom w:val="single" w:sz="4" w:space="0" w:color="auto"/>
-              <w:right w:val="single" w:sz="4" w:space="0" w:color="auto"/>
-            </w:tcBorders>
-            <w:shd w:val="clear" w:color="000000" w:fill="FFFF00"/>
-            <w:noWrap/>
-          </w:tcPr>
-          <w:p>
-            <w:pPr>
-              <w:spacing w:before="0" w:after="0" w:line="240" w:lineRule="auto"/>
-              <w:jc w:val="center"/>
-              <w:rPr>
-                <w:rFonts w:ascii="Calibri" w:eastAsia="Times New Roman" w:hAnsi="Calibri" w:cs="Calibri"/>
-                <w:b/>
-                <w:bCs/>
-                <w:sz w:val="24"/>
-                <w:szCs w:val="24"/>
-                <w:lang w:bidi="ar-SA"/>
-              </w:rPr>
-            </w:pPr>
-          </w:p>
-        </w:tc>
-        <w:tc>
-          <w:tcPr>
-            <w:tcW w:w="1300" w:type="dxa"/>
-            <w:tcBorders>
-              <w:top w:val="single" w:sz="4" w:space="0" w:color="auto"/>
-              <w:left w:val="nil"/>
-              <w:bottom w:val="single" w:sz="4" w:space="0" w:color="auto"/>
-              <w:right w:val="single" w:sz="4" w:space="0" w:color="auto"/>
-            </w:tcBorders>
-            <w:shd w:val="clear" w:color="000000" w:fill="FFFF00"/>
-            <w:noWrap/>
-          </w:tcPr>
-          <w:p>
-            <w:pPr>
-              <w:spacing w:before="0" w:after="0" w:line="240" w:lineRule="auto"/>
-              <w:jc w:val="center"/>
-              <w:rPr>
-                <w:rFonts w:ascii="Calibri" w:eastAsia="Times New Roman" w:hAnsi="Calibri" w:cs="Calibri"/>
-                <w:b/>
-                <w:bCs/>
-                <w:sz w:val="24"/>
-                <w:szCs w:val="24"/>
-                <w:lang w:bidi="ar-SA"/>
-              </w:rPr>
-            </w:pPr>
-          </w:p>
-        </w:tc>
-        <w:tc>
-          <w:tcPr>
-            <w:tcW w:w="1300" w:type="dxa"/>
-            <w:tcBorders>
-              <w:top w:val="single" w:sz="4" w:space="0" w:color="auto"/>
-              <w:left w:val="nil"/>
-              <w:bottom w:val="single" w:sz="4" w:space="0" w:color="auto"/>
-              <w:right w:val="single" w:sz="4" w:space="0" w:color="auto"/>
-            </w:tcBorders>
-            <w:shd w:val="clear" w:color="000000" w:fill="FFFF00"/>
-            <w:noWrap/>
-          </w:tcPr>
-          <w:p>
-            <w:pPr>
-              <w:spacing w:before="0" w:after="0" w:line="240" w:lineRule="auto"/>
-              <w:jc w:val="center"/>
-              <w:rPr>
-                <w:rFonts w:ascii="Calibri" w:eastAsia="Times New Roman" w:hAnsi="Calibri" w:cs="Calibri"/>
-                <w:b/>
-                <w:bCs/>
-                <w:sz w:val="24"/>
-                <w:szCs w:val="24"/>
-                <w:lang w:bidi="ar-SA"/>
-              </w:rPr>
-            </w:pPr>
-          </w:p>
-        </w:tc>
-      </w:tr>
-      <w:tr>
-        <w:trPr>
-          <w:trHeight w:val="290"/>
-        </w:trPr>
-        <w:tc>
-          <w:tcPr>
-            <w:tcW w:w="1647" w:type="dxa"/>
-            <w:tcBorders>
-              <w:top w:val="nil"/>
-              <w:left w:val="nil"/>
-              <w:bottom w:val="nil"/>
-              <w:right w:val="nil"/>
-            </w:tcBorders>
-            <w:noWrap/>
-            <w:vAlign w:val="bottom"/>
-          </w:tcPr>
-          <w:p>
-            <w:pPr>
-              <w:spacing w:before="0" w:after="0" w:line="240" w:lineRule="auto"/>
-              <w:jc w:val="right"/>
-              <w:rPr>
-                <w:rFonts w:ascii="Calibri" w:eastAsia="Times New Roman" w:hAnsi="Calibri" w:cs="Calibri"/>
-                <w:color w:val="000000"/>
-                <w:sz w:val="22"/>
-                <w:szCs w:val="22"/>
-                <w:lang w:bidi="ar-SA"/>
-              </w:rPr>
-            </w:pPr>
-          </w:p>
-        </w:tc>
-        <w:tc>
-          <w:tcPr>
-            <w:tcW w:w="1300" w:type="dxa"/>
-            <w:tcBorders>
-              <w:top w:val="nil"/>
-              <w:left w:val="nil"/>
-              <w:bottom w:val="nil"/>
-              <w:right w:val="nil"/>
-            </w:tcBorders>
-            <w:noWrap/>
-            <w:vAlign w:val="bottom"/>
-          </w:tcPr>
-          <w:p>
-            <w:pPr>
-              <w:spacing w:before="0" w:after="0" w:line="240" w:lineRule="auto"/>
-              <w:jc w:val="right"/>
-              <w:rPr>
-                <w:rFonts w:ascii="Calibri" w:eastAsia="Times New Roman" w:hAnsi="Calibri" w:cs="Calibri"/>
-                <w:color w:val="000000"/>
-                <w:sz w:val="22"/>
-                <w:szCs w:val="22"/>
-                <w:lang w:bidi="ar-SA"/>
-              </w:rPr>
-            </w:pPr>
-          </w:p>
-        </w:tc>
-        <w:tc>
-          <w:tcPr>
-            <w:tcW w:w="1300" w:type="dxa"/>
-            <w:tcBorders>
-              <w:top w:val="nil"/>
-              <w:left w:val="nil"/>
-              <w:bottom w:val="nil"/>
-              <w:right w:val="nil"/>
-            </w:tcBorders>
-            <w:noWrap/>
-            <w:vAlign w:val="bottom"/>
-          </w:tcPr>
-          <w:p>
-            <w:pPr>
-              <w:spacing w:before="0" w:after="0" w:line="240" w:lineRule="auto"/>
-              <w:jc w:val="right"/>
-              <w:rPr>
-                <w:rFonts w:ascii="Calibri" w:eastAsia="Times New Roman" w:hAnsi="Calibri" w:cs="Calibri"/>
-                <w:color w:val="000000"/>
-                <w:sz w:val="22"/>
-                <w:szCs w:val="22"/>
-                <w:lang w:bidi="ar-SA"/>
-              </w:rPr>
-            </w:pPr>
-          </w:p>
-        </w:tc>
-        <w:tc>
-          <w:tcPr>
-            <w:tcW w:w="1300" w:type="dxa"/>
-            <w:tcBorders>
-              <w:top w:val="nil"/>
-              <w:left w:val="nil"/>
-              <w:bottom w:val="nil"/>
-              <w:right w:val="nil"/>
-            </w:tcBorders>
-            <w:noWrap/>
-            <w:vAlign w:val="bottom"/>
-          </w:tcPr>
-          <w:p>
-            <w:pPr>
-              <w:spacing w:before="0" w:after="0" w:line="240" w:lineRule="auto"/>
-              <w:jc w:val="right"/>
-              <w:rPr>
-                <w:rFonts w:ascii="Calibri" w:eastAsia="Times New Roman" w:hAnsi="Calibri" w:cs="Calibri"/>
-                <w:color w:val="000000"/>
-                <w:sz w:val="22"/>
-                <w:szCs w:val="22"/>
-                <w:lang w:bidi="ar-SA"/>
-              </w:rPr>
-            </w:pPr>
-          </w:p>
-        </w:tc>
-        <w:tc>
-          <w:tcPr>
-            <w:tcW w:w="1300" w:type="dxa"/>
-            <w:tcBorders>
-              <w:top w:val="nil"/>
-              <w:left w:val="nil"/>
-              <w:bottom w:val="nil"/>
-              <w:right w:val="nil"/>
-            </w:tcBorders>
-            <w:noWrap/>
-            <w:vAlign w:val="bottom"/>
-          </w:tcPr>
-          <w:p>
-            <w:pPr>
-              <w:spacing w:before="0" w:after="0" w:line="240" w:lineRule="auto"/>
-              <w:jc w:val="right"/>
-              <w:rPr>
-                <w:rFonts w:ascii="Calibri" w:eastAsia="Times New Roman" w:hAnsi="Calibri" w:cs="Calibri"/>
-                <w:color w:val="000000"/>
-                <w:sz w:val="22"/>
-                <w:szCs w:val="22"/>
-                <w:lang w:bidi="ar-SA"/>
-              </w:rPr>
-            </w:pPr>
-          </w:p>
-        </w:tc>
-        <w:tc>
-          <w:tcPr>
-            <w:tcW w:w="1300" w:type="dxa"/>
-            <w:tcBorders>
-              <w:top w:val="nil"/>
-              <w:left w:val="nil"/>
-              <w:bottom w:val="nil"/>
-              <w:right w:val="nil"/>
-            </w:tcBorders>
-            <w:noWrap/>
-            <w:vAlign w:val="bottom"/>
-          </w:tcPr>
-          <w:p>
-            <w:pPr>
-              <w:spacing w:before="0" w:after="0" w:line="240" w:lineRule="auto"/>
-              <w:jc w:val="right"/>
-              <w:rPr>
-                <w:rFonts w:ascii="Calibri" w:eastAsia="Times New Roman" w:hAnsi="Calibri" w:cs="Calibri"/>
-                <w:color w:val="000000"/>
-                <w:sz w:val="22"/>
-                <w:szCs w:val="22"/>
-                <w:lang w:bidi="ar-SA"/>
-              </w:rPr>
-            </w:pPr>
-          </w:p>
-        </w:tc>
-        <w:tc>
-          <w:tcPr>
-            <w:tcW w:w="1300" w:type="dxa"/>
-            <w:tcBorders>
-              <w:top w:val="nil"/>
-              <w:left w:val="nil"/>
-              <w:bottom w:val="nil"/>
-              <w:right w:val="nil"/>
-            </w:tcBorders>
-            <w:noWrap/>
-            <w:vAlign w:val="bottom"/>
-          </w:tcPr>
-          <w:p>
-            <w:pPr>
-              <w:spacing w:before="0" w:after="0" w:line="240" w:lineRule="auto"/>
-              <w:jc w:val="right"/>
-              <w:rPr>
-                <w:rFonts w:ascii="Calibri" w:eastAsia="Times New Roman" w:hAnsi="Calibri" w:cs="Calibri"/>
-                <w:color w:val="000000"/>
-                <w:sz w:val="22"/>
-                <w:szCs w:val="22"/>
-                <w:lang w:bidi="ar-SA"/>
-              </w:rPr>
-            </w:pPr>
-          </w:p>
-        </w:tc>
-      </w:tr>
-      <w:tr>
-        <w:trPr>
-          <w:trHeight w:val="290"/>
-        </w:trPr>
-        <w:tc>
-          <w:tcPr>
-            <w:tcW w:w="1647" w:type="dxa"/>
-            <w:tcBorders>
-              <w:top w:val="nil"/>
-              <w:left w:val="nil"/>
-              <w:bottom w:val="nil"/>
-              <w:right w:val="nil"/>
-            </w:tcBorders>
-            <w:noWrap/>
-            <w:vAlign w:val="bottom"/>
-          </w:tcPr>
-          <w:p>
-            <w:pPr>
-              <w:spacing w:before="0" w:after="0" w:line="240" w:lineRule="auto"/>
-              <w:jc w:val="right"/>
-              <w:rPr>
-                <w:rFonts w:ascii="Calibri" w:eastAsia="Times New Roman" w:hAnsi="Calibri" w:cs="Calibri"/>
-                <w:color w:val="000000"/>
-                <w:sz w:val="22"/>
-                <w:szCs w:val="22"/>
-                <w:lang w:bidi="ar-SA"/>
-              </w:rPr>
-            </w:pPr>
-          </w:p>
-        </w:tc>
-        <w:tc>
-          <w:tcPr>
-            <w:tcW w:w="1300" w:type="dxa"/>
-            <w:tcBorders>
-              <w:top w:val="nil"/>
-              <w:left w:val="nil"/>
-              <w:bottom w:val="nil"/>
-              <w:right w:val="nil"/>
-            </w:tcBorders>
-            <w:noWrap/>
-            <w:vAlign w:val="bottom"/>
-          </w:tcPr>
-          <w:p>
-            <w:pPr>
-              <w:spacing w:before="0" w:after="0" w:line="240" w:lineRule="auto"/>
-              <w:jc w:val="right"/>
-              <w:rPr>
-                <w:rFonts w:ascii="Calibri" w:eastAsia="Times New Roman" w:hAnsi="Calibri" w:cs="Calibri"/>
-                <w:color w:val="000000"/>
-                <w:sz w:val="22"/>
-                <w:szCs w:val="22"/>
-                <w:lang w:bidi="ar-SA"/>
-              </w:rPr>
-            </w:pPr>
-          </w:p>
-        </w:tc>
-        <w:tc>
-          <w:tcPr>
-            <w:tcW w:w="1300" w:type="dxa"/>
-            <w:tcBorders>
-              <w:top w:val="nil"/>
-              <w:left w:val="nil"/>
-              <w:bottom w:val="nil"/>
-              <w:right w:val="nil"/>
-            </w:tcBorders>
-            <w:noWrap/>
-            <w:vAlign w:val="bottom"/>
-          </w:tcPr>
-          <w:p>
-            <w:pPr>
-              <w:spacing w:before="0" w:after="0" w:line="240" w:lineRule="auto"/>
-              <w:jc w:val="right"/>
-              <w:rPr>
-                <w:rFonts w:ascii="Calibri" w:eastAsia="Times New Roman" w:hAnsi="Calibri" w:cs="Calibri"/>
-                <w:color w:val="000000"/>
-                <w:sz w:val="22"/>
-                <w:szCs w:val="22"/>
-                <w:lang w:bidi="ar-SA"/>
-              </w:rPr>
-            </w:pPr>
-          </w:p>
-        </w:tc>
-        <w:tc>
-          <w:tcPr>
-            <w:tcW w:w="1300" w:type="dxa"/>
-            <w:tcBorders>
-              <w:top w:val="nil"/>
-              <w:left w:val="nil"/>
-              <w:bottom w:val="nil"/>
-              <w:right w:val="nil"/>
-            </w:tcBorders>
-            <w:noWrap/>
-            <w:vAlign w:val="bottom"/>
-          </w:tcPr>
-          <w:p>
-            <w:pPr>
-              <w:spacing w:before="0" w:after="0" w:line="240" w:lineRule="auto"/>
-              <w:jc w:val="right"/>
-              <w:rPr>
-                <w:rFonts w:ascii="Calibri" w:eastAsia="Times New Roman" w:hAnsi="Calibri" w:cs="Calibri"/>
-                <w:color w:val="000000"/>
-                <w:sz w:val="22"/>
-                <w:szCs w:val="22"/>
-                <w:lang w:bidi="ar-SA"/>
-              </w:rPr>
-            </w:pPr>
-          </w:p>
-        </w:tc>
-        <w:tc>
-          <w:tcPr>
-            <w:tcW w:w="1300" w:type="dxa"/>
-            <w:tcBorders>
-              <w:top w:val="nil"/>
-              <w:left w:val="nil"/>
-              <w:bottom w:val="nil"/>
-              <w:right w:val="nil"/>
-            </w:tcBorders>
-            <w:noWrap/>
-            <w:vAlign w:val="bottom"/>
-          </w:tcPr>
-          <w:p>
-            <w:pPr>
-              <w:spacing w:before="0" w:after="0" w:line="240" w:lineRule="auto"/>
-              <w:jc w:val="right"/>
-              <w:rPr>
-                <w:rFonts w:ascii="Calibri" w:eastAsia="Times New Roman" w:hAnsi="Calibri" w:cs="Calibri"/>
-                <w:color w:val="000000"/>
-                <w:sz w:val="22"/>
-                <w:szCs w:val="22"/>
-                <w:lang w:bidi="ar-SA"/>
-              </w:rPr>
-            </w:pPr>
-          </w:p>
-        </w:tc>
-        <w:tc>
-          <w:tcPr>
-            <w:tcW w:w="1300" w:type="dxa"/>
-            <w:tcBorders>
-              <w:top w:val="nil"/>
-              <w:left w:val="nil"/>
-              <w:bottom w:val="nil"/>
-              <w:right w:val="nil"/>
-            </w:tcBorders>
-            <w:noWrap/>
-            <w:vAlign w:val="bottom"/>
-          </w:tcPr>
-          <w:p>
-            <w:pPr>
-              <w:spacing w:before="0" w:after="0" w:line="240" w:lineRule="auto"/>
-              <w:jc w:val="right"/>
-              <w:rPr>
-                <w:rFonts w:ascii="Calibri" w:eastAsia="Times New Roman" w:hAnsi="Calibri" w:cs="Calibri"/>
-                <w:color w:val="000000"/>
-                <w:sz w:val="22"/>
-                <w:szCs w:val="22"/>
-                <w:lang w:bidi="ar-SA"/>
-              </w:rPr>
-            </w:pPr>
-          </w:p>
-        </w:tc>
-        <w:tc>
-          <w:tcPr>
-            <w:tcW w:w="1300" w:type="dxa"/>
-            <w:tcBorders>
-              <w:top w:val="nil"/>
-              <w:left w:val="nil"/>
-              <w:bottom w:val="nil"/>
-              <w:right w:val="nil"/>
-            </w:tcBorders>
-            <w:noWrap/>
-            <w:vAlign w:val="bottom"/>
-          </w:tcPr>
-          <w:p>
-            <w:pPr>
-              <w:spacing w:before="0" w:after="0" w:line="240" w:lineRule="auto"/>
-              <w:jc w:val="right"/>
-              <w:rPr>
-                <w:rFonts w:ascii="Calibri" w:eastAsia="Times New Roman" w:hAnsi="Calibri" w:cs="Calibri"/>
-                <w:color w:val="000000"/>
-                <w:sz w:val="22"/>
-                <w:szCs w:val="22"/>
-                <w:lang w:bidi="ar-SA"/>
-              </w:rPr>
-            </w:pPr>
-          </w:p>
-        </w:tc>
-      </w:tr>
-      <w:tr>
-        <w:trPr>
-          <w:trHeight w:val="290"/>
-        </w:trPr>
-        <w:tc>
-          <w:tcPr>
-            <w:tcW w:w="1647" w:type="dxa"/>
-            <w:tcBorders>
-              <w:top w:val="nil"/>
-              <w:left w:val="nil"/>
-              <w:bottom w:val="nil"/>
-              <w:right w:val="nil"/>
-            </w:tcBorders>
-            <w:noWrap/>
-            <w:vAlign w:val="bottom"/>
-          </w:tcPr>
-          <w:p>
-            <w:pPr>
-              <w:spacing w:before="0" w:after="0" w:line="240" w:lineRule="auto"/>
-              <w:jc w:val="right"/>
-              <w:rPr>
-                <w:rFonts w:ascii="Calibri" w:eastAsia="Times New Roman" w:hAnsi="Calibri" w:cs="Calibri"/>
-                <w:color w:val="000000"/>
-                <w:sz w:val="22"/>
-                <w:szCs w:val="22"/>
-                <w:lang w:bidi="ar-SA"/>
-              </w:rPr>
-            </w:pPr>
-          </w:p>
-        </w:tc>
-        <w:tc>
-          <w:tcPr>
-            <w:tcW w:w="1300" w:type="dxa"/>
-            <w:tcBorders>
-              <w:top w:val="nil"/>
-              <w:left w:val="nil"/>
-              <w:bottom w:val="nil"/>
-              <w:right w:val="nil"/>
-            </w:tcBorders>
-            <w:noWrap/>
-            <w:vAlign w:val="bottom"/>
-          </w:tcPr>
-          <w:p>
-            <w:pPr>
-              <w:spacing w:before="0" w:after="0" w:line="240" w:lineRule="auto"/>
-              <w:jc w:val="right"/>
-              <w:rPr>
-                <w:rFonts w:ascii="Calibri" w:eastAsia="Times New Roman" w:hAnsi="Calibri" w:cs="Calibri"/>
-                <w:color w:val="000000"/>
-                <w:sz w:val="22"/>
-                <w:szCs w:val="22"/>
-                <w:lang w:bidi="ar-SA"/>
-              </w:rPr>
-            </w:pPr>
-          </w:p>
-        </w:tc>
-        <w:tc>
-          <w:tcPr>
-            <w:tcW w:w="1300" w:type="dxa"/>
-            <w:tcBorders>
-              <w:top w:val="nil"/>
-              <w:left w:val="nil"/>
-              <w:bottom w:val="nil"/>
-              <w:right w:val="nil"/>
-            </w:tcBorders>
-            <w:noWrap/>
-            <w:vAlign w:val="bottom"/>
-          </w:tcPr>
-          <w:p>
-            <w:pPr>
-              <w:spacing w:before="0" w:after="0" w:line="240" w:lineRule="auto"/>
-              <w:jc w:val="right"/>
-              <w:rPr>
-                <w:rFonts w:ascii="Calibri" w:eastAsia="Times New Roman" w:hAnsi="Calibri" w:cs="Calibri"/>
-                <w:color w:val="000000"/>
-                <w:sz w:val="22"/>
-                <w:szCs w:val="22"/>
-                <w:lang w:bidi="ar-SA"/>
-              </w:rPr>
-            </w:pPr>
-          </w:p>
-        </w:tc>
-        <w:tc>
-          <w:tcPr>
-            <w:tcW w:w="1300" w:type="dxa"/>
-            <w:tcBorders>
-              <w:top w:val="nil"/>
-              <w:left w:val="nil"/>
-              <w:bottom w:val="nil"/>
-              <w:right w:val="nil"/>
-            </w:tcBorders>
-            <w:noWrap/>
-            <w:vAlign w:val="bottom"/>
-          </w:tcPr>
-          <w:p>
-            <w:pPr>
-              <w:spacing w:before="0" w:after="0" w:line="240" w:lineRule="auto"/>
-              <w:jc w:val="right"/>
-              <w:rPr>
-                <w:rFonts w:ascii="Calibri" w:eastAsia="Times New Roman" w:hAnsi="Calibri" w:cs="Calibri"/>
-                <w:color w:val="000000"/>
-                <w:sz w:val="22"/>
-                <w:szCs w:val="22"/>
-                <w:lang w:bidi="ar-SA"/>
-              </w:rPr>
-            </w:pPr>
-          </w:p>
-        </w:tc>
-        <w:tc>
-          <w:tcPr>
-            <w:tcW w:w="1300" w:type="dxa"/>
-            <w:tcBorders>
-              <w:top w:val="nil"/>
-              <w:left w:val="nil"/>
-              <w:bottom w:val="nil"/>
-              <w:right w:val="nil"/>
-            </w:tcBorders>
-            <w:noWrap/>
-            <w:vAlign w:val="bottom"/>
-          </w:tcPr>
-          <w:p>
-            <w:pPr>
-              <w:spacing w:before="0" w:after="0" w:line="240" w:lineRule="auto"/>
-              <w:jc w:val="right"/>
-              <w:rPr>
-                <w:rFonts w:ascii="Calibri" w:eastAsia="Times New Roman" w:hAnsi="Calibri" w:cs="Calibri"/>
-                <w:color w:val="000000"/>
-                <w:sz w:val="22"/>
-                <w:szCs w:val="22"/>
-                <w:lang w:bidi="ar-SA"/>
-              </w:rPr>
-            </w:pPr>
-          </w:p>
-        </w:tc>
-        <w:tc>
-          <w:tcPr>
-            <w:tcW w:w="1300" w:type="dxa"/>
-            <w:tcBorders>
-              <w:top w:val="nil"/>
-              <w:left w:val="nil"/>
-              <w:bottom w:val="nil"/>
-              <w:right w:val="nil"/>
-            </w:tcBorders>
-            <w:noWrap/>
-            <w:vAlign w:val="bottom"/>
-          </w:tcPr>
-          <w:p>
-            <w:pPr>
-              <w:spacing w:before="0" w:after="0" w:line="240" w:lineRule="auto"/>
-              <w:jc w:val="right"/>
-              <w:rPr>
-                <w:rFonts w:ascii="Calibri" w:eastAsia="Times New Roman" w:hAnsi="Calibri" w:cs="Calibri"/>
-                <w:color w:val="000000"/>
-                <w:sz w:val="22"/>
-                <w:szCs w:val="22"/>
-                <w:lang w:bidi="ar-SA"/>
-              </w:rPr>
-            </w:pPr>
-          </w:p>
-        </w:tc>
-        <w:tc>
-          <w:tcPr>
-            <w:tcW w:w="1300" w:type="dxa"/>
-            <w:tcBorders>
-              <w:top w:val="nil"/>
-              <w:left w:val="nil"/>
-              <w:bottom w:val="nil"/>
-              <w:right w:val="nil"/>
-            </w:tcBorders>
-            <w:noWrap/>
-            <w:vAlign w:val="bottom"/>
-          </w:tcPr>
-          <w:p>
-            <w:pPr>
-              <w:spacing w:before="0" w:after="0" w:line="240" w:lineRule="auto"/>
-              <w:jc w:val="right"/>
-              <w:rPr>
-                <w:rFonts w:ascii="Calibri" w:eastAsia="Times New Roman" w:hAnsi="Calibri" w:cs="Calibri"/>
-                <w:color w:val="000000"/>
-                <w:sz w:val="22"/>
-                <w:szCs w:val="22"/>
-                <w:lang w:bidi="ar-SA"/>
-              </w:rPr>
-            </w:pPr>
-          </w:p>
-        </w:tc>
-      </w:tr>
-      <w:tr>
-        <w:trPr>
-          <w:trHeight w:val="290"/>
-        </w:trPr>
-        <w:tc>
-          <w:tcPr>
-            <w:tcW w:w="1647" w:type="dxa"/>
-            <w:tcBorders>
-              <w:top w:val="nil"/>
-              <w:left w:val="nil"/>
-              <w:bottom w:val="nil"/>
-              <w:right w:val="nil"/>
-            </w:tcBorders>
-            <w:noWrap/>
-            <w:vAlign w:val="bottom"/>
-          </w:tcPr>
-          <w:p>
-            <w:pPr>
-              <w:spacing w:before="0" w:after="0" w:line="240" w:lineRule="auto"/>
-              <w:jc w:val="right"/>
-              <w:rPr>
-                <w:rFonts w:ascii="Calibri" w:eastAsia="Times New Roman" w:hAnsi="Calibri" w:cs="Calibri"/>
-                <w:color w:val="000000"/>
-                <w:sz w:val="22"/>
-                <w:szCs w:val="22"/>
-                <w:lang w:bidi="ar-SA"/>
-              </w:rPr>
-            </w:pPr>
-          </w:p>
-        </w:tc>
-        <w:tc>
-          <w:tcPr>
-            <w:tcW w:w="1300" w:type="dxa"/>
-            <w:tcBorders>
-              <w:top w:val="nil"/>
-              <w:left w:val="nil"/>
-              <w:bottom w:val="nil"/>
-              <w:right w:val="nil"/>
-            </w:tcBorders>
-            <w:noWrap/>
-            <w:vAlign w:val="bottom"/>
-          </w:tcPr>
-          <w:p>
-            <w:pPr>
-              <w:spacing w:before="0" w:after="0" w:line="240" w:lineRule="auto"/>
-              <w:jc w:val="right"/>
-              <w:rPr>
-                <w:rFonts w:ascii="Calibri" w:eastAsia="Times New Roman" w:hAnsi="Calibri" w:cs="Calibri"/>
-                <w:color w:val="000000"/>
-                <w:sz w:val="22"/>
-                <w:szCs w:val="22"/>
-                <w:lang w:bidi="ar-SA"/>
-              </w:rPr>
-            </w:pPr>
-          </w:p>
-        </w:tc>
-        <w:tc>
-          <w:tcPr>
-            <w:tcW w:w="1300" w:type="dxa"/>
-            <w:tcBorders>
-              <w:top w:val="nil"/>
-              <w:left w:val="nil"/>
-              <w:bottom w:val="nil"/>
-              <w:right w:val="nil"/>
-            </w:tcBorders>
-            <w:noWrap/>
-            <w:vAlign w:val="bottom"/>
-          </w:tcPr>
-          <w:p>
-            <w:pPr>
-              <w:spacing w:before="0" w:after="0" w:line="240" w:lineRule="auto"/>
-              <w:jc w:val="right"/>
-              <w:rPr>
-                <w:rFonts w:ascii="Calibri" w:eastAsia="Times New Roman" w:hAnsi="Calibri" w:cs="Calibri"/>
-                <w:color w:val="000000"/>
-                <w:sz w:val="22"/>
-                <w:szCs w:val="22"/>
-                <w:lang w:bidi="ar-SA"/>
-              </w:rPr>
-            </w:pPr>
-          </w:p>
-        </w:tc>
-        <w:tc>
-          <w:tcPr>
-            <w:tcW w:w="1300" w:type="dxa"/>
-            <w:tcBorders>
-              <w:top w:val="nil"/>
-              <w:left w:val="nil"/>
-              <w:bottom w:val="nil"/>
-              <w:right w:val="nil"/>
-            </w:tcBorders>
-            <w:noWrap/>
-            <w:vAlign w:val="bottom"/>
-          </w:tcPr>
-          <w:p>
-            <w:pPr>
-              <w:spacing w:before="0" w:after="0" w:line="240" w:lineRule="auto"/>
-              <w:jc w:val="right"/>
-              <w:rPr>
-                <w:rFonts w:ascii="Calibri" w:eastAsia="Times New Roman" w:hAnsi="Calibri" w:cs="Calibri"/>
-                <w:color w:val="000000"/>
-                <w:sz w:val="22"/>
-                <w:szCs w:val="22"/>
-                <w:lang w:bidi="ar-SA"/>
-              </w:rPr>
-            </w:pPr>
-          </w:p>
-        </w:tc>
-        <w:tc>
-          <w:tcPr>
-            <w:tcW w:w="1300" w:type="dxa"/>
-            <w:tcBorders>
-              <w:top w:val="nil"/>
-              <w:left w:val="nil"/>
-              <w:bottom w:val="nil"/>
-              <w:right w:val="nil"/>
-            </w:tcBorders>
-            <w:noWrap/>
-            <w:vAlign w:val="bottom"/>
-          </w:tcPr>
-          <w:p>
-            <w:pPr>
-              <w:spacing w:before="0" w:after="0" w:line="240" w:lineRule="auto"/>
-              <w:jc w:val="right"/>
-              <w:rPr>
-                <w:rFonts w:ascii="Calibri" w:eastAsia="Times New Roman" w:hAnsi="Calibri" w:cs="Calibri"/>
-                <w:color w:val="000000"/>
-                <w:sz w:val="22"/>
-                <w:szCs w:val="22"/>
-                <w:lang w:bidi="ar-SA"/>
-              </w:rPr>
-            </w:pPr>
-          </w:p>
-        </w:tc>
-        <w:tc>
-          <w:tcPr>
-            <w:tcW w:w="1300" w:type="dxa"/>
-            <w:tcBorders>
-              <w:top w:val="nil"/>
-              <w:left w:val="nil"/>
-              <w:bottom w:val="nil"/>
-              <w:right w:val="nil"/>
-            </w:tcBorders>
-            <w:noWrap/>
-            <w:vAlign w:val="bottom"/>
-          </w:tcPr>
-          <w:p>
-            <w:pPr>
-              <w:spacing w:before="0" w:after="0" w:line="240" w:lineRule="auto"/>
-              <w:jc w:val="right"/>
-              <w:rPr>
-                <w:rFonts w:ascii="Calibri" w:eastAsia="Times New Roman" w:hAnsi="Calibri" w:cs="Calibri"/>
-                <w:color w:val="000000"/>
-                <w:sz w:val="22"/>
-                <w:szCs w:val="22"/>
-                <w:lang w:bidi="ar-SA"/>
-              </w:rPr>
-            </w:pPr>
-          </w:p>
-        </w:tc>
-        <w:tc>
-          <w:tcPr>
-            <w:tcW w:w="1300" w:type="dxa"/>
-            <w:tcBorders>
-              <w:top w:val="nil"/>
-              <w:left w:val="nil"/>
-              <w:bottom w:val="nil"/>
-              <w:right w:val="nil"/>
-            </w:tcBorders>
-            <w:noWrap/>
-            <w:vAlign w:val="bottom"/>
-          </w:tcPr>
-          <w:p>
-            <w:pPr>
-              <w:spacing w:before="0" w:after="0" w:line="240" w:lineRule="auto"/>
-              <w:jc w:val="right"/>
-              <w:rPr>
-                <w:rFonts w:ascii="Calibri" w:eastAsia="Times New Roman" w:hAnsi="Calibri" w:cs="Calibri"/>
-                <w:color w:val="000000"/>
-                <w:sz w:val="22"/>
-                <w:szCs w:val="22"/>
-                <w:lang w:bidi="ar-SA"/>
-              </w:rPr>
-            </w:pPr>
-          </w:p>
-        </w:tc>
-      </w:tr>
-      <w:tr>
-        <w:trPr>
-          <w:trHeight w:val="290"/>
-        </w:trPr>
-        <w:tc>
-          <w:tcPr>
-            <w:tcW w:w="1647" w:type="dxa"/>
-            <w:tcBorders>
-              <w:top w:val="nil"/>
-              <w:left w:val="nil"/>
-              <w:bottom w:val="nil"/>
-              <w:right w:val="nil"/>
-            </w:tcBorders>
-            <w:noWrap/>
-            <w:vAlign w:val="bottom"/>
-          </w:tcPr>
-          <w:p>
-            <w:pPr>
-              <w:spacing w:before="0" w:after="0" w:line="240" w:lineRule="auto"/>
-              <w:jc w:val="right"/>
-              <w:rPr>
-                <w:rFonts w:ascii="Calibri" w:eastAsia="Times New Roman" w:hAnsi="Calibri" w:cs="Calibri"/>
-                <w:color w:val="000000"/>
-                <w:sz w:val="22"/>
-                <w:szCs w:val="22"/>
-                <w:lang w:bidi="ar-SA"/>
-              </w:rPr>
-            </w:pPr>
-          </w:p>
-        </w:tc>
-        <w:tc>
-          <w:tcPr>
-            <w:tcW w:w="1300" w:type="dxa"/>
-            <w:tcBorders>
-              <w:top w:val="nil"/>
-              <w:left w:val="nil"/>
-              <w:bottom w:val="nil"/>
-              <w:right w:val="nil"/>
-            </w:tcBorders>
-            <w:noWrap/>
-            <w:vAlign w:val="bottom"/>
-          </w:tcPr>
-          <w:p>
-            <w:pPr>
-              <w:spacing w:before="0" w:after="0" w:line="240" w:lineRule="auto"/>
-              <w:jc w:val="right"/>
-              <w:rPr>
-                <w:rFonts w:ascii="Calibri" w:eastAsia="Times New Roman" w:hAnsi="Calibri" w:cs="Calibri"/>
-                <w:color w:val="000000"/>
-                <w:sz w:val="22"/>
-                <w:szCs w:val="22"/>
-                <w:lang w:bidi="ar-SA"/>
-              </w:rPr>
-            </w:pPr>
-          </w:p>
-        </w:tc>
-        <w:tc>
-          <w:tcPr>
-            <w:tcW w:w="1300" w:type="dxa"/>
-            <w:tcBorders>
-              <w:top w:val="nil"/>
-              <w:left w:val="nil"/>
-              <w:bottom w:val="nil"/>
-              <w:right w:val="nil"/>
-            </w:tcBorders>
-            <w:noWrap/>
-            <w:vAlign w:val="bottom"/>
-          </w:tcPr>
-          <w:p>
-            <w:pPr>
-              <w:spacing w:before="0" w:after="0" w:line="240" w:lineRule="auto"/>
-              <w:jc w:val="right"/>
-              <w:rPr>
-                <w:rFonts w:ascii="Calibri" w:eastAsia="Times New Roman" w:hAnsi="Calibri" w:cs="Calibri"/>
-                <w:color w:val="000000"/>
-                <w:sz w:val="22"/>
-                <w:szCs w:val="22"/>
-                <w:lang w:bidi="ar-SA"/>
-              </w:rPr>
-            </w:pPr>
-          </w:p>
-        </w:tc>
-        <w:tc>
-          <w:tcPr>
-            <w:tcW w:w="1300" w:type="dxa"/>
-            <w:tcBorders>
-              <w:top w:val="nil"/>
-              <w:left w:val="nil"/>
-              <w:bottom w:val="nil"/>
-              <w:right w:val="nil"/>
-            </w:tcBorders>
-            <w:noWrap/>
-            <w:vAlign w:val="bottom"/>
-          </w:tcPr>
-          <w:p>
-            <w:pPr>
-              <w:spacing w:before="0" w:after="0" w:line="240" w:lineRule="auto"/>
-              <w:jc w:val="right"/>
-              <w:rPr>
-                <w:rFonts w:ascii="Calibri" w:eastAsia="Times New Roman" w:hAnsi="Calibri" w:cs="Calibri"/>
-                <w:color w:val="000000"/>
-                <w:sz w:val="22"/>
-                <w:szCs w:val="22"/>
-                <w:lang w:bidi="ar-SA"/>
-              </w:rPr>
-            </w:pPr>
-          </w:p>
-        </w:tc>
-        <w:tc>
-          <w:tcPr>
-            <w:tcW w:w="1300" w:type="dxa"/>
-            <w:tcBorders>
-              <w:top w:val="nil"/>
-              <w:left w:val="nil"/>
-              <w:bottom w:val="nil"/>
-              <w:right w:val="nil"/>
-            </w:tcBorders>
-            <w:noWrap/>
-            <w:vAlign w:val="bottom"/>
-          </w:tcPr>
-          <w:p>
-            <w:pPr>
-              <w:spacing w:before="0" w:after="0" w:line="240" w:lineRule="auto"/>
-              <w:jc w:val="right"/>
-              <w:rPr>
-                <w:rFonts w:ascii="Calibri" w:eastAsia="Times New Roman" w:hAnsi="Calibri" w:cs="Calibri"/>
-                <w:color w:val="000000"/>
-                <w:sz w:val="22"/>
-                <w:szCs w:val="22"/>
-                <w:lang w:bidi="ar-SA"/>
-              </w:rPr>
-            </w:pPr>
-          </w:p>
-        </w:tc>
-        <w:tc>
-          <w:tcPr>
-            <w:tcW w:w="1300" w:type="dxa"/>
-            <w:tcBorders>
-              <w:top w:val="nil"/>
-              <w:left w:val="nil"/>
-              <w:bottom w:val="nil"/>
-              <w:right w:val="nil"/>
-            </w:tcBorders>
-            <w:noWrap/>
-            <w:vAlign w:val="bottom"/>
-          </w:tcPr>
-          <w:p>
-            <w:pPr>
-              <w:spacing w:before="0" w:after="0" w:line="240" w:lineRule="auto"/>
-              <w:jc w:val="right"/>
-              <w:rPr>
-                <w:rFonts w:ascii="Calibri" w:eastAsia="Times New Roman" w:hAnsi="Calibri" w:cs="Calibri"/>
-                <w:color w:val="000000"/>
-                <w:sz w:val="22"/>
-                <w:szCs w:val="22"/>
-                <w:lang w:bidi="ar-SA"/>
-              </w:rPr>
-            </w:pPr>
-          </w:p>
-        </w:tc>
-        <w:tc>
-          <w:tcPr>
-            <w:tcW w:w="1300" w:type="dxa"/>
-            <w:tcBorders>
-              <w:top w:val="nil"/>
-              <w:left w:val="nil"/>
-              <w:bottom w:val="nil"/>
-              <w:right w:val="nil"/>
-            </w:tcBorders>
-            <w:noWrap/>
-            <w:vAlign w:val="bottom"/>
-          </w:tcPr>
-          <w:p>
-            <w:pPr>
-              <w:spacing w:before="0" w:after="0" w:line="240" w:lineRule="auto"/>
-              <w:jc w:val="right"/>
-              <w:rPr>
-                <w:rFonts w:ascii="Calibri" w:eastAsia="Times New Roman" w:hAnsi="Calibri" w:cs="Calibri"/>
-                <w:color w:val="000000"/>
-                <w:sz w:val="22"/>
-                <w:szCs w:val="22"/>
-                <w:lang w:bidi="ar-SA"/>
-              </w:rPr>
-            </w:pPr>
-          </w:p>
-        </w:tc>
-      </w:tr>
-      <w:tr>
-        <w:trPr>
-          <w:trHeight w:val="290"/>
-        </w:trPr>
-        <w:tc>
-          <w:tcPr>
-            <w:tcW w:w="1647" w:type="dxa"/>
-            <w:tcBorders>
-              <w:top w:val="nil"/>
-              <w:left w:val="nil"/>
-              <w:bottom w:val="nil"/>
-              <w:right w:val="nil"/>
-            </w:tcBorders>
-            <w:noWrap/>
-            <w:vAlign w:val="bottom"/>
-          </w:tcPr>
-          <w:p>
-            <w:pPr>
-              <w:spacing w:before="0" w:after="0" w:line="240" w:lineRule="auto"/>
-              <w:jc w:val="right"/>
-              <w:rPr>
-                <w:rFonts w:ascii="Calibri" w:eastAsia="Times New Roman" w:hAnsi="Calibri" w:cs="Calibri"/>
-                <w:color w:val="000000"/>
-                <w:sz w:val="22"/>
-                <w:szCs w:val="22"/>
-                <w:lang w:bidi="ar-SA"/>
-              </w:rPr>
-            </w:pPr>
-          </w:p>
-        </w:tc>
-        <w:tc>
-          <w:tcPr>
-            <w:tcW w:w="1300" w:type="dxa"/>
-            <w:tcBorders>
-              <w:top w:val="nil"/>
-              <w:left w:val="nil"/>
-              <w:bottom w:val="nil"/>
-              <w:right w:val="nil"/>
-            </w:tcBorders>
-            <w:noWrap/>
-            <w:vAlign w:val="bottom"/>
-          </w:tcPr>
-          <w:p>
-            <w:pPr>
-              <w:spacing w:before="0" w:after="0" w:line="240" w:lineRule="auto"/>
-              <w:jc w:val="right"/>
-              <w:rPr>
-                <w:rFonts w:ascii="Calibri" w:eastAsia="Times New Roman" w:hAnsi="Calibri" w:cs="Calibri"/>
-                <w:color w:val="000000"/>
-                <w:sz w:val="22"/>
-                <w:szCs w:val="22"/>
-                <w:lang w:bidi="ar-SA"/>
-              </w:rPr>
-            </w:pPr>
-          </w:p>
-        </w:tc>
-        <w:tc>
-          <w:tcPr>
-            <w:tcW w:w="1300" w:type="dxa"/>
-            <w:tcBorders>
-              <w:top w:val="nil"/>
-              <w:left w:val="nil"/>
-              <w:bottom w:val="nil"/>
-              <w:right w:val="nil"/>
-            </w:tcBorders>
-            <w:noWrap/>
-            <w:vAlign w:val="bottom"/>
-          </w:tcPr>
-          <w:p>
-            <w:pPr>
-              <w:spacing w:before="0" w:after="0" w:line="240" w:lineRule="auto"/>
-              <w:jc w:val="right"/>
-              <w:rPr>
-                <w:rFonts w:ascii="Calibri" w:eastAsia="Times New Roman" w:hAnsi="Calibri" w:cs="Calibri"/>
-                <w:color w:val="000000"/>
-                <w:sz w:val="22"/>
-                <w:szCs w:val="22"/>
-                <w:lang w:bidi="ar-SA"/>
-              </w:rPr>
-            </w:pPr>
-          </w:p>
-        </w:tc>
-        <w:tc>
-          <w:tcPr>
-            <w:tcW w:w="1300" w:type="dxa"/>
-            <w:tcBorders>
-              <w:top w:val="nil"/>
-              <w:left w:val="nil"/>
-              <w:bottom w:val="nil"/>
-              <w:right w:val="nil"/>
-            </w:tcBorders>
-            <w:noWrap/>
-            <w:vAlign w:val="bottom"/>
-          </w:tcPr>
-          <w:p>
-            <w:pPr>
-              <w:spacing w:before="0" w:after="0" w:line="240" w:lineRule="auto"/>
-              <w:jc w:val="right"/>
-              <w:rPr>
-                <w:rFonts w:ascii="Calibri" w:eastAsia="Times New Roman" w:hAnsi="Calibri" w:cs="Calibri"/>
-                <w:color w:val="000000"/>
-                <w:sz w:val="22"/>
-                <w:szCs w:val="22"/>
-                <w:lang w:bidi="ar-SA"/>
-              </w:rPr>
-            </w:pPr>
-          </w:p>
-        </w:tc>
-        <w:tc>
-          <w:tcPr>
-            <w:tcW w:w="1300" w:type="dxa"/>
-            <w:tcBorders>
-              <w:top w:val="nil"/>
-              <w:left w:val="nil"/>
-              <w:bottom w:val="nil"/>
-              <w:right w:val="nil"/>
-            </w:tcBorders>
-            <w:noWrap/>
-            <w:vAlign w:val="bottom"/>
-          </w:tcPr>
-          <w:p>
-            <w:pPr>
-              <w:spacing w:before="0" w:after="0" w:line="240" w:lineRule="auto"/>
-              <w:jc w:val="right"/>
-              <w:rPr>
-                <w:rFonts w:ascii="Calibri" w:eastAsia="Times New Roman" w:hAnsi="Calibri" w:cs="Calibri"/>
-                <w:color w:val="000000"/>
-                <w:sz w:val="22"/>
-                <w:szCs w:val="22"/>
-                <w:lang w:bidi="ar-SA"/>
-              </w:rPr>
-            </w:pPr>
-          </w:p>
-        </w:tc>
-        <w:tc>
-          <w:tcPr>
-            <w:tcW w:w="1300" w:type="dxa"/>
-            <w:tcBorders>
-              <w:top w:val="nil"/>
-              <w:left w:val="nil"/>
-              <w:bottom w:val="nil"/>
-              <w:right w:val="nil"/>
-            </w:tcBorders>
-            <w:noWrap/>
-            <w:vAlign w:val="bottom"/>
-          </w:tcPr>
-          <w:p>
-            <w:pPr>
-              <w:spacing w:before="0" w:after="0" w:line="240" w:lineRule="auto"/>
-              <w:jc w:val="right"/>
-              <w:rPr>
-                <w:rFonts w:ascii="Calibri" w:eastAsia="Times New Roman" w:hAnsi="Calibri" w:cs="Calibri"/>
-                <w:color w:val="000000"/>
-                <w:sz w:val="22"/>
-                <w:szCs w:val="22"/>
-                <w:lang w:bidi="ar-SA"/>
-              </w:rPr>
-            </w:pPr>
-          </w:p>
-        </w:tc>
-        <w:tc>
-          <w:tcPr>
-            <w:tcW w:w="1300" w:type="dxa"/>
-            <w:tcBorders>
-              <w:top w:val="nil"/>
-              <w:left w:val="nil"/>
-              <w:bottom w:val="nil"/>
-              <w:right w:val="nil"/>
-            </w:tcBorders>
-            <w:noWrap/>
-            <w:vAlign w:val="bottom"/>
-          </w:tcPr>
-          <w:p>
-            <w:pPr>
-              <w:spacing w:before="0" w:after="0" w:line="240" w:lineRule="auto"/>
-              <w:jc w:val="right"/>
-              <w:rPr>
-                <w:rFonts w:ascii="Calibri" w:eastAsia="Times New Roman" w:hAnsi="Calibri" w:cs="Calibri"/>
-                <w:color w:val="000000"/>
-                <w:sz w:val="22"/>
-                <w:szCs w:val="22"/>
-                <w:lang w:bidi="ar-SA"/>
-              </w:rPr>
-            </w:pPr>
-          </w:p>
-        </w:tc>
-      </w:tr>
-      <w:tr>
-        <w:trPr>
-          <w:trHeight w:val="290"/>
-        </w:trPr>
-        <w:tc>
-          <w:tcPr>
-            <w:tcW w:w="1647" w:type="dxa"/>
-            <w:tcBorders>
-              <w:top w:val="nil"/>
-              <w:left w:val="nil"/>
-              <w:bottom w:val="nil"/>
-              <w:right w:val="nil"/>
-            </w:tcBorders>
-            <w:noWrap/>
-            <w:vAlign w:val="bottom"/>
-          </w:tcPr>
-          <w:p>
-            <w:pPr>
-              <w:spacing w:before="0" w:after="0" w:line="240" w:lineRule="auto"/>
-              <w:jc w:val="right"/>
-              <w:rPr>
-                <w:rFonts w:ascii="Calibri" w:eastAsia="Times New Roman" w:hAnsi="Calibri" w:cs="Calibri"/>
-                <w:color w:val="000000"/>
-                <w:sz w:val="22"/>
-                <w:szCs w:val="22"/>
-                <w:lang w:bidi="ar-SA"/>
-              </w:rPr>
-            </w:pPr>
-          </w:p>
-        </w:tc>
-        <w:tc>
-          <w:tcPr>
-            <w:tcW w:w="1300" w:type="dxa"/>
-            <w:tcBorders>
-              <w:top w:val="nil"/>
-              <w:left w:val="nil"/>
-              <w:bottom w:val="nil"/>
-              <w:right w:val="nil"/>
-            </w:tcBorders>
-            <w:noWrap/>
-            <w:vAlign w:val="bottom"/>
-          </w:tcPr>
-          <w:p>
-            <w:pPr>
-              <w:spacing w:before="0" w:after="0" w:line="240" w:lineRule="auto"/>
-              <w:jc w:val="right"/>
-              <w:rPr>
-                <w:rFonts w:ascii="Calibri" w:eastAsia="Times New Roman" w:hAnsi="Calibri" w:cs="Calibri"/>
-                <w:color w:val="000000"/>
-                <w:sz w:val="22"/>
-                <w:szCs w:val="22"/>
-                <w:lang w:bidi="ar-SA"/>
-              </w:rPr>
-            </w:pPr>
-          </w:p>
-        </w:tc>
-        <w:tc>
-          <w:tcPr>
-            <w:tcW w:w="1300" w:type="dxa"/>
-            <w:tcBorders>
-              <w:top w:val="nil"/>
-              <w:left w:val="nil"/>
-              <w:bottom w:val="nil"/>
-              <w:right w:val="nil"/>
-            </w:tcBorders>
-            <w:noWrap/>
-            <w:vAlign w:val="bottom"/>
-          </w:tcPr>
-          <w:p>
-            <w:pPr>
-              <w:spacing w:before="0" w:after="0" w:line="240" w:lineRule="auto"/>
-              <w:jc w:val="right"/>
-              <w:rPr>
-                <w:rFonts w:ascii="Calibri" w:eastAsia="Times New Roman" w:hAnsi="Calibri" w:cs="Calibri"/>
-                <w:color w:val="000000"/>
-                <w:sz w:val="22"/>
-                <w:szCs w:val="22"/>
-                <w:lang w:bidi="ar-SA"/>
-              </w:rPr>
-            </w:pPr>
-          </w:p>
-        </w:tc>
-        <w:tc>
-          <w:tcPr>
-            <w:tcW w:w="1300" w:type="dxa"/>
-            <w:tcBorders>
-              <w:top w:val="nil"/>
-              <w:left w:val="nil"/>
-              <w:bottom w:val="nil"/>
-              <w:right w:val="nil"/>
-            </w:tcBorders>
-            <w:noWrap/>
-            <w:vAlign w:val="bottom"/>
-          </w:tcPr>
-          <w:p>
-            <w:pPr>
-              <w:spacing w:before="0" w:after="0" w:line="240" w:lineRule="auto"/>
-              <w:jc w:val="right"/>
-              <w:rPr>
-                <w:rFonts w:ascii="Calibri" w:eastAsia="Times New Roman" w:hAnsi="Calibri" w:cs="Calibri"/>
-                <w:color w:val="000000"/>
-                <w:sz w:val="22"/>
-                <w:szCs w:val="22"/>
-                <w:lang w:bidi="ar-SA"/>
-              </w:rPr>
-            </w:pPr>
-          </w:p>
-        </w:tc>
-        <w:tc>
-          <w:tcPr>
-            <w:tcW w:w="1300" w:type="dxa"/>
-            <w:tcBorders>
-              <w:top w:val="nil"/>
-              <w:left w:val="nil"/>
-              <w:bottom w:val="nil"/>
-              <w:right w:val="nil"/>
-            </w:tcBorders>
-            <w:noWrap/>
-            <w:vAlign w:val="bottom"/>
-          </w:tcPr>
-          <w:p>
-            <w:pPr>
-              <w:spacing w:before="0" w:after="0" w:line="240" w:lineRule="auto"/>
-              <w:jc w:val="right"/>
-              <w:rPr>
-                <w:rFonts w:ascii="Calibri" w:eastAsia="Times New Roman" w:hAnsi="Calibri" w:cs="Calibri"/>
-                <w:color w:val="000000"/>
-                <w:sz w:val="22"/>
-                <w:szCs w:val="22"/>
-                <w:lang w:bidi="ar-SA"/>
-              </w:rPr>
-            </w:pPr>
-          </w:p>
-        </w:tc>
-        <w:tc>
-          <w:tcPr>
-            <w:tcW w:w="1300" w:type="dxa"/>
-            <w:tcBorders>
-              <w:top w:val="nil"/>
-              <w:left w:val="nil"/>
-              <w:bottom w:val="nil"/>
-              <w:right w:val="nil"/>
-            </w:tcBorders>
-            <w:noWrap/>
-            <w:vAlign w:val="bottom"/>
-          </w:tcPr>
-          <w:p>
-            <w:pPr>
-              <w:spacing w:before="0" w:after="0" w:line="240" w:lineRule="auto"/>
-              <w:jc w:val="right"/>
-              <w:rPr>
-                <w:rFonts w:ascii="Calibri" w:eastAsia="Times New Roman" w:hAnsi="Calibri" w:cs="Calibri"/>
-                <w:color w:val="000000"/>
-                <w:sz w:val="22"/>
-                <w:szCs w:val="22"/>
-                <w:lang w:bidi="ar-SA"/>
-              </w:rPr>
-            </w:pPr>
-          </w:p>
-        </w:tc>
-        <w:tc>
-          <w:tcPr>
-            <w:tcW w:w="1300" w:type="dxa"/>
-            <w:tcBorders>
-              <w:top w:val="nil"/>
-              <w:left w:val="nil"/>
-              <w:bottom w:val="nil"/>
-              <w:right w:val="nil"/>
-            </w:tcBorders>
-            <w:noWrap/>
-            <w:vAlign w:val="bottom"/>
-          </w:tcPr>
-          <w:p>
-            <w:pPr>
-              <w:spacing w:before="0" w:after="0" w:line="240" w:lineRule="auto"/>
-              <w:jc w:val="right"/>
-              <w:rPr>
-                <w:rFonts w:ascii="Calibri" w:eastAsia="Times New Roman" w:hAnsi="Calibri" w:cs="Calibri"/>
-                <w:color w:val="000000"/>
-                <w:sz w:val="22"/>
-                <w:szCs w:val="22"/>
-                <w:lang w:bidi="ar-SA"/>
-              </w:rPr>
-            </w:pPr>
-          </w:p>
-        </w:tc>
-      </w:tr>
-      <w:tr>
-        <w:trPr>
-          <w:trHeight w:val="290"/>
-        </w:trPr>
-        <w:tc>
-          <w:tcPr>
-            <w:tcW w:w="1647" w:type="dxa"/>
-            <w:tcBorders>
-              <w:top w:val="nil"/>
-              <w:left w:val="nil"/>
-              <w:bottom w:val="nil"/>
-              <w:right w:val="nil"/>
-            </w:tcBorders>
-            <w:noWrap/>
-            <w:vAlign w:val="bottom"/>
-          </w:tcPr>
-          <w:p>
-            <w:pPr>
-              <w:spacing w:before="0" w:after="0" w:line="240" w:lineRule="auto"/>
-              <w:jc w:val="right"/>
-              <w:rPr>
-                <w:rFonts w:ascii="Calibri" w:eastAsia="Times New Roman" w:hAnsi="Calibri" w:cs="Calibri"/>
-                <w:color w:val="000000"/>
-                <w:sz w:val="22"/>
-                <w:szCs w:val="22"/>
-                <w:lang w:bidi="ar-SA"/>
-              </w:rPr>
-            </w:pPr>
-          </w:p>
-        </w:tc>
-        <w:tc>
-          <w:tcPr>
-            <w:tcW w:w="1300" w:type="dxa"/>
-            <w:tcBorders>
-              <w:top w:val="nil"/>
-              <w:left w:val="nil"/>
-              <w:bottom w:val="nil"/>
-              <w:right w:val="nil"/>
-            </w:tcBorders>
-            <w:noWrap/>
-            <w:vAlign w:val="bottom"/>
-          </w:tcPr>
-          <w:p>
-            <w:pPr>
-              <w:spacing w:before="0" w:after="0" w:line="240" w:lineRule="auto"/>
-              <w:jc w:val="right"/>
-              <w:rPr>
-                <w:rFonts w:ascii="Calibri" w:eastAsia="Times New Roman" w:hAnsi="Calibri" w:cs="Calibri"/>
-                <w:color w:val="000000"/>
-                <w:sz w:val="22"/>
-                <w:szCs w:val="22"/>
-                <w:lang w:bidi="ar-SA"/>
-              </w:rPr>
-            </w:pPr>
-          </w:p>
-        </w:tc>
-        <w:tc>
-          <w:tcPr>
-            <w:tcW w:w="1300" w:type="dxa"/>
-            <w:tcBorders>
-              <w:top w:val="nil"/>
-              <w:left w:val="nil"/>
-              <w:bottom w:val="nil"/>
-              <w:right w:val="nil"/>
-            </w:tcBorders>
-            <w:noWrap/>
-            <w:vAlign w:val="bottom"/>
-          </w:tcPr>
-          <w:p>
-            <w:pPr>
-              <w:spacing w:before="0" w:after="0" w:line="240" w:lineRule="auto"/>
-              <w:jc w:val="right"/>
-              <w:rPr>
-                <w:rFonts w:ascii="Calibri" w:eastAsia="Times New Roman" w:hAnsi="Calibri" w:cs="Calibri"/>
-                <w:color w:val="000000"/>
-                <w:sz w:val="22"/>
-                <w:szCs w:val="22"/>
-                <w:lang w:bidi="ar-SA"/>
-              </w:rPr>
-            </w:pPr>
-          </w:p>
-        </w:tc>
-        <w:tc>
-          <w:tcPr>
-            <w:tcW w:w="1300" w:type="dxa"/>
-            <w:tcBorders>
-              <w:top w:val="nil"/>
-              <w:left w:val="nil"/>
-              <w:bottom w:val="nil"/>
-              <w:right w:val="nil"/>
-            </w:tcBorders>
-            <w:noWrap/>
-            <w:vAlign w:val="bottom"/>
-          </w:tcPr>
-          <w:p>
-            <w:pPr>
-              <w:spacing w:before="0" w:after="0" w:line="240" w:lineRule="auto"/>
-              <w:jc w:val="right"/>
-              <w:rPr>
-                <w:rFonts w:ascii="Calibri" w:eastAsia="Times New Roman" w:hAnsi="Calibri" w:cs="Calibri"/>
-                <w:color w:val="000000"/>
-                <w:sz w:val="22"/>
-                <w:szCs w:val="22"/>
-                <w:lang w:bidi="ar-SA"/>
-              </w:rPr>
-            </w:pPr>
-          </w:p>
-        </w:tc>
-        <w:tc>
-          <w:tcPr>
-            <w:tcW w:w="1300" w:type="dxa"/>
-            <w:tcBorders>
-              <w:top w:val="nil"/>
-              <w:left w:val="nil"/>
-              <w:bottom w:val="nil"/>
-              <w:right w:val="nil"/>
-            </w:tcBorders>
-            <w:noWrap/>
-            <w:vAlign w:val="bottom"/>
-          </w:tcPr>
-          <w:p>
-            <w:pPr>
-              <w:spacing w:before="0" w:after="0" w:line="240" w:lineRule="auto"/>
-              <w:jc w:val="right"/>
-              <w:rPr>
-                <w:rFonts w:ascii="Calibri" w:eastAsia="Times New Roman" w:hAnsi="Calibri" w:cs="Calibri"/>
-                <w:color w:val="000000"/>
-                <w:sz w:val="22"/>
-                <w:szCs w:val="22"/>
-                <w:lang w:bidi="ar-SA"/>
-              </w:rPr>
-            </w:pPr>
-          </w:p>
-        </w:tc>
-        <w:tc>
-          <w:tcPr>
-            <w:tcW w:w="1300" w:type="dxa"/>
-            <w:tcBorders>
-              <w:top w:val="nil"/>
-              <w:left w:val="nil"/>
-              <w:bottom w:val="nil"/>
-              <w:right w:val="nil"/>
-            </w:tcBorders>
-            <w:noWrap/>
-            <w:vAlign w:val="bottom"/>
-          </w:tcPr>
-          <w:p>
-            <w:pPr>
-              <w:spacing w:before="0" w:after="0" w:line="240" w:lineRule="auto"/>
-              <w:jc w:val="right"/>
-              <w:rPr>
-                <w:rFonts w:ascii="Calibri" w:eastAsia="Times New Roman" w:hAnsi="Calibri" w:cs="Calibri"/>
-                <w:color w:val="000000"/>
-                <w:sz w:val="22"/>
-                <w:szCs w:val="22"/>
-                <w:lang w:bidi="ar-SA"/>
-              </w:rPr>
-            </w:pPr>
-          </w:p>
-        </w:tc>
-        <w:tc>
-          <w:tcPr>
-            <w:tcW w:w="1300" w:type="dxa"/>
-            <w:tcBorders>
-              <w:top w:val="nil"/>
-              <w:left w:val="nil"/>
-              <w:bottom w:val="nil"/>
-              <w:right w:val="nil"/>
-            </w:tcBorders>
-            <w:noWrap/>
-            <w:vAlign w:val="bottom"/>
-          </w:tcPr>
-          <w:p>
-            <w:pPr>
-              <w:spacing w:before="0" w:after="0" w:line="240" w:lineRule="auto"/>
-              <w:jc w:val="right"/>
-              <w:rPr>
-                <w:rFonts w:ascii="Calibri" w:eastAsia="Times New Roman" w:hAnsi="Calibri" w:cs="Calibri"/>
-                <w:color w:val="000000"/>
-                <w:sz w:val="22"/>
-                <w:szCs w:val="22"/>
-                <w:lang w:bidi="ar-SA"/>
-              </w:rPr>
-            </w:pPr>
-          </w:p>
-        </w:tc>
-      </w:tr>
-      <w:tr>
-        <w:trPr>
-          <w:trHeight w:val="290"/>
-        </w:trPr>
-        <w:tc>
-          <w:tcPr>
-            <w:tcW w:w="1647" w:type="dxa"/>
-            <w:tcBorders>
-              <w:top w:val="nil"/>
-              <w:left w:val="nil"/>
-              <w:bottom w:val="nil"/>
-              <w:right w:val="nil"/>
-            </w:tcBorders>
-            <w:noWrap/>
-            <w:vAlign w:val="bottom"/>
-          </w:tcPr>
-          <w:p>
-            <w:pPr>
-              <w:spacing w:before="0" w:after="0" w:line="240" w:lineRule="auto"/>
-              <w:jc w:val="right"/>
-              <w:rPr>
-                <w:rFonts w:ascii="Calibri" w:eastAsia="Times New Roman" w:hAnsi="Calibri" w:cs="Calibri"/>
-                <w:color w:val="000000"/>
-                <w:sz w:val="22"/>
-                <w:szCs w:val="22"/>
-                <w:lang w:bidi="ar-SA"/>
-              </w:rPr>
-            </w:pPr>
-          </w:p>
-        </w:tc>
-        <w:tc>
-          <w:tcPr>
-            <w:tcW w:w="1300" w:type="dxa"/>
-            <w:tcBorders>
-              <w:top w:val="nil"/>
-              <w:left w:val="nil"/>
-              <w:bottom w:val="nil"/>
-              <w:right w:val="nil"/>
-            </w:tcBorders>
-            <w:noWrap/>
-            <w:vAlign w:val="bottom"/>
-          </w:tcPr>
-          <w:p>
-            <w:pPr>
-              <w:spacing w:before="0" w:after="0" w:line="240" w:lineRule="auto"/>
-              <w:jc w:val="right"/>
-              <w:rPr>
-                <w:rFonts w:ascii="Calibri" w:eastAsia="Times New Roman" w:hAnsi="Calibri" w:cs="Calibri"/>
-                <w:color w:val="000000"/>
-                <w:sz w:val="22"/>
-                <w:szCs w:val="22"/>
-                <w:lang w:bidi="ar-SA"/>
-              </w:rPr>
-            </w:pPr>
-          </w:p>
-        </w:tc>
-        <w:tc>
-          <w:tcPr>
-            <w:tcW w:w="1300" w:type="dxa"/>
-            <w:tcBorders>
-              <w:top w:val="nil"/>
-              <w:left w:val="nil"/>
-              <w:bottom w:val="nil"/>
-              <w:right w:val="nil"/>
-            </w:tcBorders>
-            <w:noWrap/>
-            <w:vAlign w:val="bottom"/>
-          </w:tcPr>
-          <w:p>
-            <w:pPr>
-              <w:spacing w:before="0" w:after="0" w:line="240" w:lineRule="auto"/>
-              <w:jc w:val="right"/>
-              <w:rPr>
-                <w:rFonts w:ascii="Calibri" w:eastAsia="Times New Roman" w:hAnsi="Calibri" w:cs="Calibri"/>
-                <w:color w:val="000000"/>
-                <w:sz w:val="22"/>
-                <w:szCs w:val="22"/>
-                <w:lang w:bidi="ar-SA"/>
-              </w:rPr>
-            </w:pPr>
-          </w:p>
-        </w:tc>
-        <w:tc>
-          <w:tcPr>
-            <w:tcW w:w="1300" w:type="dxa"/>
-            <w:tcBorders>
-              <w:top w:val="nil"/>
-              <w:left w:val="nil"/>
-              <w:bottom w:val="nil"/>
-              <w:right w:val="nil"/>
-            </w:tcBorders>
-            <w:noWrap/>
-            <w:vAlign w:val="bottom"/>
-          </w:tcPr>
-          <w:p>
-            <w:pPr>
-              <w:spacing w:before="0" w:after="0" w:line="240" w:lineRule="auto"/>
-              <w:jc w:val="right"/>
-              <w:rPr>
-                <w:rFonts w:ascii="Calibri" w:eastAsia="Times New Roman" w:hAnsi="Calibri" w:cs="Calibri"/>
-                <w:color w:val="000000"/>
-                <w:sz w:val="22"/>
-                <w:szCs w:val="22"/>
-                <w:lang w:bidi="ar-SA"/>
-              </w:rPr>
-            </w:pPr>
-          </w:p>
-        </w:tc>
-        <w:tc>
-          <w:tcPr>
-            <w:tcW w:w="1300" w:type="dxa"/>
-            <w:tcBorders>
-              <w:top w:val="nil"/>
-              <w:left w:val="nil"/>
-              <w:bottom w:val="nil"/>
-              <w:right w:val="nil"/>
-            </w:tcBorders>
-            <w:noWrap/>
-            <w:vAlign w:val="bottom"/>
-          </w:tcPr>
-          <w:p>
-            <w:pPr>
-              <w:spacing w:before="0" w:after="0" w:line="240" w:lineRule="auto"/>
-              <w:jc w:val="right"/>
-              <w:rPr>
-                <w:rFonts w:ascii="Calibri" w:eastAsia="Times New Roman" w:hAnsi="Calibri" w:cs="Calibri"/>
-                <w:color w:val="000000"/>
-                <w:sz w:val="22"/>
-                <w:szCs w:val="22"/>
-                <w:lang w:bidi="ar-SA"/>
-              </w:rPr>
-            </w:pPr>
-          </w:p>
-        </w:tc>
-        <w:tc>
-          <w:tcPr>
-            <w:tcW w:w="1300" w:type="dxa"/>
-            <w:tcBorders>
-              <w:top w:val="nil"/>
-              <w:left w:val="nil"/>
-              <w:bottom w:val="nil"/>
-              <w:right w:val="nil"/>
-            </w:tcBorders>
-            <w:noWrap/>
-            <w:vAlign w:val="bottom"/>
-          </w:tcPr>
-          <w:p>
-            <w:pPr>
-              <w:spacing w:before="0" w:after="0" w:line="240" w:lineRule="auto"/>
-              <w:jc w:val="right"/>
-              <w:rPr>
-                <w:rFonts w:ascii="Calibri" w:eastAsia="Times New Roman" w:hAnsi="Calibri" w:cs="Calibri"/>
-                <w:color w:val="000000"/>
-                <w:sz w:val="22"/>
-                <w:szCs w:val="22"/>
-                <w:lang w:bidi="ar-SA"/>
-              </w:rPr>
-            </w:pPr>
-          </w:p>
-        </w:tc>
-        <w:tc>
-          <w:tcPr>
-            <w:tcW w:w="1300" w:type="dxa"/>
-            <w:tcBorders>
-              <w:top w:val="nil"/>
-              <w:left w:val="nil"/>
-              <w:bottom w:val="nil"/>
-              <w:right w:val="nil"/>
-            </w:tcBorders>
-            <w:noWrap/>
-            <w:vAlign w:val="bottom"/>
-          </w:tcPr>
-          <w:p>
-            <w:pPr>
-              <w:spacing w:before="0" w:after="0" w:line="240" w:lineRule="auto"/>
-              <w:jc w:val="right"/>
-              <w:rPr>
-                <w:rFonts w:ascii="Calibri" w:eastAsia="Times New Roman" w:hAnsi="Calibri" w:cs="Calibri"/>
-                <w:color w:val="000000"/>
-                <w:sz w:val="22"/>
-                <w:szCs w:val="22"/>
-                <w:lang w:bidi="ar-SA"/>
-              </w:rPr>
-            </w:pPr>
-          </w:p>
-        </w:tc>
-      </w:tr>
-      <w:tr>
-        <w:trPr>
-          <w:trHeight w:val="290"/>
-        </w:trPr>
-        <w:tc>
-          <w:tcPr>
-            <w:tcW w:w="1647" w:type="dxa"/>
-            <w:tcBorders>
-              <w:top w:val="nil"/>
-              <w:left w:val="nil"/>
-              <w:bottom w:val="nil"/>
-              <w:right w:val="nil"/>
-            </w:tcBorders>
-            <w:noWrap/>
-            <w:vAlign w:val="bottom"/>
-          </w:tcPr>
-          <w:p>
-            <w:pPr>
-              <w:spacing w:before="0" w:after="0" w:line="240" w:lineRule="auto"/>
-              <w:rPr>
-                <w:rFonts w:ascii="Calibri" w:eastAsia="Times New Roman" w:hAnsi="Calibri" w:cs="Calibri"/>
-                <w:color w:val="000000"/>
-                <w:sz w:val="22"/>
-                <w:szCs w:val="22"/>
-                <w:lang w:bidi="ar-SA"/>
-              </w:rPr>
-            </w:pPr>
-          </w:p>
-        </w:tc>
-        <w:tc>
-          <w:tcPr>
-            <w:tcW w:w="1300" w:type="dxa"/>
-            <w:tcBorders>
-              <w:top w:val="nil"/>
-              <w:left w:val="nil"/>
-              <w:bottom w:val="nil"/>
-              <w:right w:val="nil"/>
-            </w:tcBorders>
-            <w:noWrap/>
-            <w:vAlign w:val="bottom"/>
-          </w:tcPr>
-          <w:p>
-            <w:pPr>
-              <w:spacing w:before="0" w:after="0" w:line="240" w:lineRule="auto"/>
-              <w:jc w:val="right"/>
-              <w:rPr>
-                <w:rFonts w:ascii="Calibri" w:eastAsia="Times New Roman" w:hAnsi="Calibri" w:cs="Calibri"/>
-                <w:color w:val="000000"/>
-                <w:sz w:val="22"/>
-                <w:szCs w:val="22"/>
-                <w:lang w:bidi="ar-SA"/>
-              </w:rPr>
-            </w:pPr>
-          </w:p>
-        </w:tc>
-        <w:tc>
-          <w:tcPr>
-            <w:tcW w:w="1300" w:type="dxa"/>
-            <w:tcBorders>
-              <w:top w:val="nil"/>
-              <w:left w:val="nil"/>
-              <w:bottom w:val="nil"/>
-              <w:right w:val="nil"/>
-            </w:tcBorders>
-            <w:noWrap/>
-            <w:vAlign w:val="bottom"/>
-          </w:tcPr>
-          <w:p>
-            <w:pPr>
-              <w:spacing w:before="0" w:after="0" w:line="240" w:lineRule="auto"/>
-              <w:jc w:val="right"/>
-              <w:rPr>
-                <w:rFonts w:ascii="Calibri" w:eastAsia="Times New Roman" w:hAnsi="Calibri" w:cs="Calibri"/>
-                <w:color w:val="000000"/>
-                <w:sz w:val="22"/>
-                <w:szCs w:val="22"/>
-                <w:lang w:bidi="ar-SA"/>
-              </w:rPr>
-            </w:pPr>
-          </w:p>
-        </w:tc>
-        <w:tc>
-          <w:tcPr>
-            <w:tcW w:w="1300" w:type="dxa"/>
-            <w:tcBorders>
-              <w:top w:val="nil"/>
-              <w:left w:val="nil"/>
-              <w:bottom w:val="nil"/>
-              <w:right w:val="nil"/>
-            </w:tcBorders>
-            <w:noWrap/>
-            <w:vAlign w:val="bottom"/>
-          </w:tcPr>
-          <w:p>
-            <w:pPr>
-              <w:spacing w:before="0" w:after="0" w:line="240" w:lineRule="auto"/>
-              <w:jc w:val="right"/>
-              <w:rPr>
-                <w:rFonts w:ascii="Calibri" w:eastAsia="Times New Roman" w:hAnsi="Calibri" w:cs="Calibri"/>
-                <w:color w:val="000000"/>
-                <w:sz w:val="22"/>
-                <w:szCs w:val="22"/>
-                <w:lang w:bidi="ar-SA"/>
-              </w:rPr>
-            </w:pPr>
-          </w:p>
-        </w:tc>
-        <w:tc>
-          <w:tcPr>
-            <w:tcW w:w="1300" w:type="dxa"/>
-            <w:tcBorders>
-              <w:top w:val="nil"/>
-              <w:left w:val="nil"/>
-              <w:bottom w:val="nil"/>
-              <w:right w:val="nil"/>
-            </w:tcBorders>
-            <w:noWrap/>
-            <w:vAlign w:val="bottom"/>
-          </w:tcPr>
-          <w:p>
-            <w:pPr>
-              <w:spacing w:before="0" w:after="0" w:line="240" w:lineRule="auto"/>
-              <w:jc w:val="right"/>
-              <w:rPr>
-                <w:rFonts w:ascii="Calibri" w:eastAsia="Times New Roman" w:hAnsi="Calibri" w:cs="Calibri"/>
-                <w:color w:val="000000"/>
-                <w:sz w:val="22"/>
-                <w:szCs w:val="22"/>
-                <w:lang w:bidi="ar-SA"/>
-              </w:rPr>
-            </w:pPr>
-          </w:p>
-        </w:tc>
-        <w:tc>
-          <w:tcPr>
-            <w:tcW w:w="1300" w:type="dxa"/>
-            <w:tcBorders>
-              <w:top w:val="nil"/>
-              <w:left w:val="nil"/>
-              <w:bottom w:val="nil"/>
-              <w:right w:val="nil"/>
-            </w:tcBorders>
-            <w:noWrap/>
-            <w:vAlign w:val="bottom"/>
-          </w:tcPr>
-          <w:p>
-            <w:pPr>
-              <w:spacing w:before="0" w:after="0" w:line="240" w:lineRule="auto"/>
-              <w:jc w:val="right"/>
-              <w:rPr>
-                <w:rFonts w:ascii="Calibri" w:eastAsia="Times New Roman" w:hAnsi="Calibri" w:cs="Calibri"/>
-                <w:color w:val="000000"/>
-                <w:sz w:val="22"/>
-                <w:szCs w:val="22"/>
-                <w:lang w:bidi="ar-SA"/>
-              </w:rPr>
-            </w:pPr>
-          </w:p>
-        </w:tc>
-        <w:tc>
-          <w:tcPr>
-            <w:tcW w:w="1300" w:type="dxa"/>
-            <w:tcBorders>
-              <w:top w:val="nil"/>
-              <w:left w:val="nil"/>
-              <w:bottom w:val="nil"/>
-              <w:right w:val="nil"/>
-            </w:tcBorders>
-            <w:noWrap/>
-            <w:vAlign w:val="bottom"/>
-          </w:tcPr>
-          <w:p>
-            <w:pPr>
-              <w:spacing w:before="0" w:after="0" w:line="240" w:lineRule="auto"/>
-              <w:jc w:val="right"/>
-              <w:rPr>
-                <w:rFonts w:ascii="Calibri" w:eastAsia="Times New Roman" w:hAnsi="Calibri" w:cs="Calibri"/>
-                <w:color w:val="000000"/>
-                <w:sz w:val="22"/>
-                <w:szCs w:val="22"/>
-                <w:lang w:bidi="ar-SA"/>
-              </w:rPr>
-            </w:pPr>
-          </w:p>
-        </w:tc>
-      </w:tr>
-    </w:tbl>
+    <w:p>
+      <w:pPr>
+        <w:pStyle w:val="NoSpacing"/>
+        <w:rPr>
+          <w:rFonts w:ascii="Arial" w:hAnsi="Arial" w:cs="Arial"/>
+          <w:bCs/>
+          <w:lang w:val="pt-BR"/>
+        </w:rPr>
+      </w:pPr>
+    </w:p>
+    <w:p>
+      <w:pPr>
+        <w:pStyle w:val="NoSpacing"/>
+        <w:rPr>
+          <w:rFonts w:ascii="Arial" w:hAnsi="Arial" w:cs="Arial"/>
+          <w:bCs/>
+          <w:lang w:val="pt-BR"/>
+        </w:rPr>
+      </w:pPr>
+    </w:p>
+    <w:p>
+      <w:pPr>
+        <w:pStyle w:val="NoSpacing"/>
+        <w:rPr>
+          <w:rFonts w:ascii="Arial" w:hAnsi="Arial" w:cs="Arial"/>
+          <w:bCs/>
+          <w:lang w:val="pt-BR"/>
+        </w:rPr>
+      </w:pPr>
+      <w:r>
+        <w:rPr>
+          <w:rFonts w:ascii="Arial" w:hAnsi="Arial" w:cs="Arial"/>
+          <w:bCs/>
+          <w:lang w:val="pt-BR"/>
+        </w:rPr>
+        <w:lastRenderedPageBreak/>
+        <w:t>Once documents are mirro</w:t>
+      </w:r>
+      <w:r>
+        <w:rPr>
+          <w:rFonts w:ascii="Arial" w:hAnsi="Arial" w:cs="Arial"/>
+          <w:bCs/>
+          <w:lang w:val="pt-BR"/>
+        </w:rPr>
+        <w:t>r</w:t>
+      </w:r>
+      <w:r>
+        <w:rPr>
+          <w:rFonts w:ascii="Arial" w:hAnsi="Arial" w:cs="Arial"/>
+          <w:bCs/>
+          <w:lang w:val="pt-BR"/>
+        </w:rPr>
+        <w:t xml:space="preserve">ed to the </w:t>
+      </w:r>
+      <w:r>
+        <w:rPr>
+          <w:rFonts w:ascii="Arial" w:hAnsi="Arial" w:cs="Arial"/>
+          <w:bCs/>
+          <w:lang w:val="pt-BR"/>
+        </w:rPr>
+        <w:t xml:space="preserve">GCS bucket a new domain will be onboarded to the knowledge assistant. Attached is the screenshot of the onaboarded domain </w:t>
+      </w:r>
+      <w:r>
+        <w:rPr>
+          <w:rFonts w:ascii="Arial" w:hAnsi="Arial" w:cs="Arial"/>
+          <w:bCs/>
+          <w:lang w:val="pt-BR"/>
+        </w:rPr>
+        <w:t>into KA:</w:t>
+      </w:r>
+      <w:r>
+        <w:rPr>
+          <w:rFonts w:ascii="Arial" w:hAnsi="Arial" w:cs="Arial"/>
+          <w:bCs/>
+          <w:lang w:val="pt-BR"/>
+        </w:rPr>
+        <w:br/>
+      </w:r>
+      <w:r>
+        <w:rPr>
+          <w:rFonts w:ascii="Arial" w:hAnsi="Arial" w:cs="Arial"/>
+          <w:bCs/>
+          <w:lang w:val="pt-BR"/>
+        </w:rPr>
+        <w:br/>
+      </w:r>
+      <w:r>
+        <w:rPr>
+          <w:rFonts w:ascii="Arial" w:hAnsi="Arial" w:cs="Arial"/>
+          <w:bCs/>
+          <w:noProof/>
+          <w:lang w:val="pt-BR"/>
+        </w:rPr>
+        <w:drawing>
+          <wp:inline distT="0" distB="0" distL="0" distR="0" wp14:anchorId="3B26DC42" wp14:editId="7449280D">
+            <wp:extent cx="6188710" cy="1779270"/>
+            <wp:effectExtent l="0" t="0" r="2540" b="0"/>
+            <wp:docPr id="1666539766" name="Picture 1"/>
+            <wp:cNvGraphicFramePr>
+              <a:graphicFrameLocks xmlns:a="http://schemas.openxmlformats.org/drawingml/2006/main" noChangeAspect="1"/>
+            </wp:cNvGraphicFramePr>
+            <a:graphic xmlns:a="http://schemas.openxmlformats.org/drawingml/2006/main">
+              <a:graphicData uri="http://schemas.openxmlformats.org/drawingml/2006/picture">
+                <pic:pic xmlns:pic="http://schemas.openxmlformats.org/drawingml/2006/picture">
+                  <pic:nvPicPr>
+                    <pic:cNvPr id="1666539766" name=""/>
+                    <pic:cNvPicPr/>
+                  </pic:nvPicPr>
+                  <pic:blipFill>
+                    <a:blip r:embed="rId29"/>
+                    <a:stretch>
+                      <a:fillRect/>
+                    </a:stretch>
+                  </pic:blipFill>
+                  <pic:spPr>
+                    <a:xfrm>
+                      <a:off x="0" y="0"/>
+                      <a:ext cx="6188710" cy="1779270"/>
+                    </a:xfrm>
+                    <a:prstGeom prst="rect">
+                      <a:avLst/>
+                    </a:prstGeom>
+                  </pic:spPr>
+                </pic:pic>
+              </a:graphicData>
+            </a:graphic>
+          </wp:inline>
+        </w:drawing>
+      </w:r>
+      <w:r>
+        <w:rPr>
+          <w:rFonts w:ascii="Arial" w:hAnsi="Arial" w:cs="Arial"/>
+          <w:bCs/>
+          <w:lang w:val="pt-BR"/>
+        </w:rPr>
+        <w:br/>
+      </w:r>
+      <w:r>
+        <w:rPr>
+          <w:rFonts w:ascii="Arial" w:hAnsi="Arial" w:cs="Arial"/>
+          <w:bCs/>
+          <w:lang w:val="pt-BR"/>
+        </w:rPr>
+        <w:br/>
+      </w:r>
+      <w:r>
+        <w:rPr>
+          <w:rFonts w:ascii="Arial" w:hAnsi="Arial" w:cs="Arial"/>
+          <w:bCs/>
+          <w:lang w:val="pt-BR"/>
+        </w:rPr>
+        <w:tab/>
+      </w:r>
+    </w:p>
+    <w:p>
+      <w:pPr>
+        <w:pStyle w:val="NoSpacing"/>
+        <w:rPr>
+          <w:rFonts w:ascii="Arial" w:hAnsi="Arial" w:cs="Arial"/>
+          <w:bCs/>
+          <w:lang w:val="pt-BR"/>
+        </w:rPr>
+      </w:pPr>
+    </w:p>
     <w:p>
       <w:pPr>
         <w:pStyle w:val="NoSpacing"/>
@@ -6254,6 +4780,26 @@
     </w:p>
     <w:p>
       <w:pPr>
+        <w:pStyle w:val="NoSpacing"/>
+        <w:rPr>
+          <w:rFonts w:ascii="Arial" w:hAnsi="Arial" w:cs="Arial"/>
+          <w:b/>
+          <w:lang w:val="pt-BR"/>
+        </w:rPr>
+      </w:pPr>
+    </w:p>
+    <w:p>
+      <w:pPr>
+        <w:pStyle w:val="NoSpacing"/>
+        <w:rPr>
+          <w:rFonts w:ascii="Arial" w:hAnsi="Arial" w:cs="Arial"/>
+          <w:b/>
+          <w:lang w:val="pt-BR"/>
+        </w:rPr>
+      </w:pPr>
+    </w:p>
+    <w:p>
+      <w:pPr>
         <w:pStyle w:val="Template1"/>
       </w:pPr>
       <w:bookmarkStart w:id="10" w:name="_Toc145000511"/>
@@ -6407,7 +4953,6 @@
           </w:tcPr>
           <w:p>
             <w:r>
-              <w:lastRenderedPageBreak/>
               <w:t>Validation</w:t>
             </w:r>
           </w:p>
@@ -6597,7 +5142,6 @@
         <w:tc>
           <w:tcPr>
             <w:tcW w:w="3145" w:type="dxa"/>
-            <w:vAlign w:val="center"/>
           </w:tcPr>
           <w:p>
             <w:pPr>
@@ -6608,18 +5152,13 @@
               </w:rPr>
             </w:pPr>
             <w:r>
-              <w:rPr>
-                <w:rFonts w:ascii="Arial" w:eastAsia="Times New Roman" w:hAnsi="Arial" w:cs="Arial"/>
-                <w:lang w:bidi="ar-SA"/>
-              </w:rPr>
-              <w:t>GitHub code</w:t>
+              <w:t>GitHub repo for share point connector (main branch)</w:t>
             </w:r>
           </w:p>
         </w:tc>
         <w:tc>
           <w:tcPr>
             <w:tcW w:w="3690" w:type="dxa"/>
-            <w:vAlign w:val="center"/>
           </w:tcPr>
           <w:p>
             <w:pPr>
@@ -6629,20 +5168,14 @@
                 <w:rFonts w:ascii="Arial" w:hAnsi="Arial" w:cs="Arial"/>
               </w:rPr>
             </w:pPr>
-            <w:r>
-              <w:rPr>
-                <w:rStyle w:val="Hyperlink"/>
-                <w:rFonts w:ascii="Arial" w:hAnsi="Arial" w:cs="Arial"/>
-              </w:rPr>
-              <w:t>https://github.com/cardinal-health/eddie-mlops-</w:t>
-            </w:r>
-            <w:r>
-              <w:rPr>
-                <w:rStyle w:val="Hyperlink"/>
-                <w:rFonts w:ascii="Arial" w:hAnsi="Arial" w:cs="Arial"/>
-              </w:rPr>
-              <w:t>ita</w:t>
-            </w:r>
+            <w:hyperlink r:id="rId30" w:history="1">
+              <w:r>
+                <w:rPr>
+                  <w:rStyle w:val="Hyperlink"/>
+                </w:rPr>
+                <w:t>ENTER THE GIT REPO</w:t>
+              </w:r>
+            </w:hyperlink>
           </w:p>
         </w:tc>
       </w:tr>
@@ -6864,6 +5397,7 @@
                 <w:b/>
                 <w:lang w:val="en-GB"/>
               </w:rPr>
+              <w:lastRenderedPageBreak/>
               <w:t>System/Application/Process</w:t>
             </w:r>
           </w:p>
@@ -7048,7 +5582,7 @@
                 <w:lang w:val="de-DE"/>
               </w:rPr>
             </w:pPr>
-            <w:hyperlink r:id="rId25" w:history="1">
+            <w:hyperlink r:id="rId31" w:history="1">
               <w:r>
                 <w:rPr>
                   <w:rStyle w:val="Hyperlink"/>
@@ -7430,7 +5964,7 @@
               </w:rPr>
               <w:t xml:space="preserve">Praven Kumar: </w:t>
             </w:r>
-            <w:hyperlink r:id="rId26" w:history="1">
+            <w:hyperlink r:id="rId32" w:history="1">
               <w:r>
                 <w:rPr>
                   <w:rStyle w:val="Hyperlink"/>
@@ -7477,7 +6011,7 @@
                 <w:lang w:eastAsia="zh-CN" w:bidi="ar-SA"/>
               </w:rPr>
             </w:pPr>
-            <w:hyperlink r:id="rId27" w:history="1">
+            <w:hyperlink r:id="rId33" w:history="1">
               <w:r>
                 <w:rPr>
                   <w:rStyle w:val="Hyperlink"/>
@@ -7585,7 +6119,7 @@
                 <w:lang w:val="nl-NL" w:eastAsia="zh-CN" w:bidi="ar-SA"/>
               </w:rPr>
             </w:pPr>
-            <w:hyperlink r:id="rId28" w:history="1">
+            <w:hyperlink r:id="rId34" w:history="1">
               <w:r>
                 <w:rPr>
                   <w:rStyle w:val="Hyperlink"/>
@@ -7678,7 +6212,7 @@
                 <w:lang w:val="nl-NL" w:eastAsia="zh-CN" w:bidi="ar-SA"/>
               </w:rPr>
             </w:pPr>
-            <w:hyperlink r:id="rId29" w:history="1">
+            <w:hyperlink r:id="rId35" w:history="1">
               <w:r>
                 <w:rPr>
                   <w:rStyle w:val="Hyperlink"/>
@@ -7708,6 +6242,60 @@
           <w:rFonts w:ascii="Arial" w:hAnsi="Arial" w:cs="Arial"/>
           <w:b/>
           <w:lang w:val="nl-NL"/>
+        </w:rPr>
+      </w:pPr>
+    </w:p>
+    <w:p>
+      <w:pPr>
+        <w:pStyle w:val="NoSpacing"/>
+        <w:rPr>
+          <w:rFonts w:ascii="Arial" w:hAnsi="Arial" w:cs="Arial"/>
+          <w:b/>
+        </w:rPr>
+      </w:pPr>
+    </w:p>
+    <w:p>
+      <w:pPr>
+        <w:pStyle w:val="NoSpacing"/>
+        <w:rPr>
+          <w:rFonts w:ascii="Arial" w:hAnsi="Arial" w:cs="Arial"/>
+          <w:b/>
+        </w:rPr>
+      </w:pPr>
+    </w:p>
+    <w:p>
+      <w:pPr>
+        <w:pStyle w:val="NoSpacing"/>
+        <w:rPr>
+          <w:rFonts w:ascii="Arial" w:hAnsi="Arial" w:cs="Arial"/>
+          <w:b/>
+        </w:rPr>
+      </w:pPr>
+    </w:p>
+    <w:p>
+      <w:pPr>
+        <w:pStyle w:val="NoSpacing"/>
+        <w:rPr>
+          <w:rFonts w:ascii="Arial" w:hAnsi="Arial" w:cs="Arial"/>
+          <w:b/>
+        </w:rPr>
+      </w:pPr>
+    </w:p>
+    <w:p>
+      <w:pPr>
+        <w:pStyle w:val="NoSpacing"/>
+        <w:rPr>
+          <w:rFonts w:ascii="Arial" w:hAnsi="Arial" w:cs="Arial"/>
+          <w:b/>
+        </w:rPr>
+      </w:pPr>
+    </w:p>
+    <w:p>
+      <w:pPr>
+        <w:pStyle w:val="NoSpacing"/>
+        <w:rPr>
+          <w:rFonts w:ascii="Arial" w:hAnsi="Arial" w:cs="Arial"/>
+          <w:b/>
         </w:rPr>
       </w:pPr>
     </w:p>
@@ -7931,7 +6519,7 @@
               <w:rPr>
                 <w:rFonts w:ascii="Arial" w:hAnsi="Arial" w:cs="Arial"/>
               </w:rPr>
-              <w:t>Doug Helmreich</w:t>
+              <w:t>Nitin Maheshwari</w:t>
             </w:r>
           </w:p>
           <w:p>
@@ -7979,23 +6567,13 @@
               <w:rPr>
                 <w:rFonts w:ascii="Arial" w:hAnsi="Arial" w:cs="Arial"/>
               </w:rPr>
-              <w:t>Dir, Data Science</w:t>
-            </w:r>
-          </w:p>
-          <w:p>
-            <w:pPr>
-              <w:shd w:val="clear" w:color="auto" w:fill="FFFFFF"/>
-              <w:spacing w:before="0" w:after="0" w:line="240" w:lineRule="atLeast"/>
-              <w:jc w:val="center"/>
+              <w:t xml:space="preserve">Dir, Data </w:t>
+            </w:r>
+            <w:r>
               <w:rPr>
                 <w:rFonts w:ascii="Arial" w:hAnsi="Arial" w:cs="Arial"/>
               </w:rPr>
-            </w:pPr>
-            <w:r>
-              <w:rPr>
-                <w:rFonts w:ascii="Arial" w:hAnsi="Arial" w:cs="Arial"/>
-              </w:rPr>
-              <w:t>GMPD Commercial and Product Strategy</w:t>
+              <w:t>&amp; Analytics Management</w:t>
             </w:r>
           </w:p>
           <w:p>
@@ -8031,15 +6609,9 @@
                 <w:lang w:eastAsia="zh-CN" w:bidi="ar-SA"/>
               </w:rPr>
             </w:pPr>
-            <w:hyperlink r:id="rId30" w:history="1">
-              <w:r>
-                <w:rPr>
-                  <w:rStyle w:val="Hyperlink"/>
-                  <w:rFonts w:ascii="Arial" w:hAnsi="Arial" w:cs="Arial"/>
-                </w:rPr>
-                <w:t>doug.helmreich@cardinalhealth.com</w:t>
-              </w:r>
-            </w:hyperlink>
+            <w:r>
+              <w:t>Nitin.Maheshwari@cardinalhealth.com</w:t>
+            </w:r>
           </w:p>
         </w:tc>
       </w:tr>
@@ -8163,7 +6735,7 @@
                 <w:rFonts w:ascii="Arial" w:hAnsi="Arial" w:cs="Arial"/>
               </w:rPr>
             </w:pPr>
-            <w:hyperlink r:id="rId31" w:history="1">
+            <w:hyperlink r:id="rId36" w:history="1">
               <w:r>
                 <w:rPr>
                   <w:rStyle w:val="Hyperlink"/>
@@ -8204,7 +6776,6 @@
               <w:rPr>
                 <w:rFonts w:ascii="Arial" w:hAnsi="Arial" w:cs="Arial"/>
               </w:rPr>
-              <w:lastRenderedPageBreak/>
               <w:t>Pooja Malhotra</w:t>
             </w:r>
           </w:p>
@@ -8395,7 +6966,7 @@
                 <w:lang w:eastAsia="zh-CN" w:bidi="ar-SA"/>
               </w:rPr>
             </w:pPr>
-            <w:hyperlink r:id="rId32" w:history="1">
+            <w:hyperlink r:id="rId37" w:history="1">
               <w:r>
                 <w:rPr>
                   <w:rStyle w:val="Hyperlink"/>
@@ -8437,8 +7008,8 @@
       </w:pPr>
     </w:p>
     <w:sectPr>
-      <w:footerReference w:type="default" r:id="rId33"/>
-      <w:headerReference w:type="first" r:id="rId34"/>
+      <w:footerReference w:type="default" r:id="rId38"/>
+      <w:headerReference w:type="first" r:id="rId39"/>
       <w:pgSz w:w="11906" w:h="16838"/>
       <w:pgMar w:top="1440" w:right="1080" w:bottom="1440" w:left="1080" w:header="706" w:footer="461" w:gutter="0"/>
       <w:pgNumType w:start="1"/>
@@ -15107,6 +13678,119 @@
     </w:lvl>
   </w:abstractNum>
   <w:abstractNum w:abstractNumId="42" w15:restartNumberingAfterBreak="0">
+    <w:nsid w:val="71AA5DEE"/>
+    <w:multiLevelType w:val="hybridMultilevel"/>
+    <w:tmpl w:val="70BA2A3E"/>
+    <w:lvl w:ilvl="0" w:tplc="04090001">
+      <w:start w:val="1"/>
+      <w:numFmt w:val="bullet"/>
+      <w:lvlText w:val=""/>
+      <w:lvlJc w:val="left"/>
+      <w:pPr>
+        <w:ind w:left="720" w:hanging="360"/>
+      </w:pPr>
+      <w:rPr>
+        <w:rFonts w:ascii="Symbol" w:hAnsi="Symbol" w:hint="default"/>
+      </w:rPr>
+    </w:lvl>
+    <w:lvl w:ilvl="1" w:tplc="04090003" w:tentative="1">
+      <w:start w:val="1"/>
+      <w:numFmt w:val="bullet"/>
+      <w:lvlText w:val="o"/>
+      <w:lvlJc w:val="left"/>
+      <w:pPr>
+        <w:ind w:left="1440" w:hanging="360"/>
+      </w:pPr>
+      <w:rPr>
+        <w:rFonts w:ascii="Courier New" w:hAnsi="Courier New" w:cs="Courier New" w:hint="default"/>
+      </w:rPr>
+    </w:lvl>
+    <w:lvl w:ilvl="2" w:tplc="04090005" w:tentative="1">
+      <w:start w:val="1"/>
+      <w:numFmt w:val="bullet"/>
+      <w:lvlText w:val=""/>
+      <w:lvlJc w:val="left"/>
+      <w:pPr>
+        <w:ind w:left="2160" w:hanging="360"/>
+      </w:pPr>
+      <w:rPr>
+        <w:rFonts w:ascii="Wingdings" w:hAnsi="Wingdings" w:hint="default"/>
+      </w:rPr>
+    </w:lvl>
+    <w:lvl w:ilvl="3" w:tplc="04090001" w:tentative="1">
+      <w:start w:val="1"/>
+      <w:numFmt w:val="bullet"/>
+      <w:lvlText w:val=""/>
+      <w:lvlJc w:val="left"/>
+      <w:pPr>
+        <w:ind w:left="2880" w:hanging="360"/>
+      </w:pPr>
+      <w:rPr>
+        <w:rFonts w:ascii="Symbol" w:hAnsi="Symbol" w:hint="default"/>
+      </w:rPr>
+    </w:lvl>
+    <w:lvl w:ilvl="4" w:tplc="04090003" w:tentative="1">
+      <w:start w:val="1"/>
+      <w:numFmt w:val="bullet"/>
+      <w:lvlText w:val="o"/>
+      <w:lvlJc w:val="left"/>
+      <w:pPr>
+        <w:ind w:left="3600" w:hanging="360"/>
+      </w:pPr>
+      <w:rPr>
+        <w:rFonts w:ascii="Courier New" w:hAnsi="Courier New" w:cs="Courier New" w:hint="default"/>
+      </w:rPr>
+    </w:lvl>
+    <w:lvl w:ilvl="5" w:tplc="04090005" w:tentative="1">
+      <w:start w:val="1"/>
+      <w:numFmt w:val="bullet"/>
+      <w:lvlText w:val=""/>
+      <w:lvlJc w:val="left"/>
+      <w:pPr>
+        <w:ind w:left="4320" w:hanging="360"/>
+      </w:pPr>
+      <w:rPr>
+        <w:rFonts w:ascii="Wingdings" w:hAnsi="Wingdings" w:hint="default"/>
+      </w:rPr>
+    </w:lvl>
+    <w:lvl w:ilvl="6" w:tplc="04090001" w:tentative="1">
+      <w:start w:val="1"/>
+      <w:numFmt w:val="bullet"/>
+      <w:lvlText w:val=""/>
+      <w:lvlJc w:val="left"/>
+      <w:pPr>
+        <w:ind w:left="5040" w:hanging="360"/>
+      </w:pPr>
+      <w:rPr>
+        <w:rFonts w:ascii="Symbol" w:hAnsi="Symbol" w:hint="default"/>
+      </w:rPr>
+    </w:lvl>
+    <w:lvl w:ilvl="7" w:tplc="04090003" w:tentative="1">
+      <w:start w:val="1"/>
+      <w:numFmt w:val="bullet"/>
+      <w:lvlText w:val="o"/>
+      <w:lvlJc w:val="left"/>
+      <w:pPr>
+        <w:ind w:left="5760" w:hanging="360"/>
+      </w:pPr>
+      <w:rPr>
+        <w:rFonts w:ascii="Courier New" w:hAnsi="Courier New" w:cs="Courier New" w:hint="default"/>
+      </w:rPr>
+    </w:lvl>
+    <w:lvl w:ilvl="8" w:tplc="04090005" w:tentative="1">
+      <w:start w:val="1"/>
+      <w:numFmt w:val="bullet"/>
+      <w:lvlText w:val=""/>
+      <w:lvlJc w:val="left"/>
+      <w:pPr>
+        <w:ind w:left="6480" w:hanging="360"/>
+      </w:pPr>
+      <w:rPr>
+        <w:rFonts w:ascii="Wingdings" w:hAnsi="Wingdings" w:hint="default"/>
+      </w:rPr>
+    </w:lvl>
+  </w:abstractNum>
+  <w:abstractNum w:abstractNumId="43" w15:restartNumberingAfterBreak="0">
     <w:nsid w:val="72A86793"/>
     <w:multiLevelType w:val="multilevel"/>
     <w:tmpl w:val="77AED0BC"/>
@@ -15255,7 +13939,7 @@
       </w:rPr>
     </w:lvl>
   </w:abstractNum>
-  <w:abstractNum w:abstractNumId="43" w15:restartNumberingAfterBreak="0">
+  <w:abstractNum w:abstractNumId="44" w15:restartNumberingAfterBreak="0">
     <w:nsid w:val="73A95F21"/>
     <w:multiLevelType w:val="multilevel"/>
     <w:tmpl w:val="7E32C8E8"/>
@@ -15404,7 +14088,7 @@
       </w:rPr>
     </w:lvl>
   </w:abstractNum>
-  <w:abstractNum w:abstractNumId="44" w15:restartNumberingAfterBreak="0">
+  <w:abstractNum w:abstractNumId="45" w15:restartNumberingAfterBreak="0">
     <w:nsid w:val="754D6107"/>
     <w:multiLevelType w:val="multilevel"/>
     <w:tmpl w:val="369A2102"/>
@@ -15553,7 +14237,7 @@
       </w:rPr>
     </w:lvl>
   </w:abstractNum>
-  <w:abstractNum w:abstractNumId="45" w15:restartNumberingAfterBreak="0">
+  <w:abstractNum w:abstractNumId="46" w15:restartNumberingAfterBreak="0">
     <w:nsid w:val="77A539D1"/>
     <w:multiLevelType w:val="multilevel"/>
     <w:tmpl w:val="7C3202B4"/>
@@ -15702,7 +14386,7 @@
       </w:rPr>
     </w:lvl>
   </w:abstractNum>
-  <w:abstractNum w:abstractNumId="46" w15:restartNumberingAfterBreak="0">
+  <w:abstractNum w:abstractNumId="47" w15:restartNumberingAfterBreak="0">
     <w:nsid w:val="7D0215FE"/>
     <w:multiLevelType w:val="multilevel"/>
     <w:tmpl w:val="B3C0437A"/>
@@ -15891,7 +14575,7 @@
     <w:abstractNumId w:val="36"/>
   </w:num>
   <w:num w:numId="14" w16cid:durableId="1726759003">
-    <w:abstractNumId w:val="44"/>
+    <w:abstractNumId w:val="45"/>
   </w:num>
   <w:num w:numId="15" w16cid:durableId="1650329011">
     <w:abstractNumId w:val="21"/>
@@ -15906,10 +14590,10 @@
     <w:abstractNumId w:val="11"/>
   </w:num>
   <w:num w:numId="19" w16cid:durableId="818573092">
-    <w:abstractNumId w:val="42"/>
+    <w:abstractNumId w:val="43"/>
   </w:num>
   <w:num w:numId="20" w16cid:durableId="242181256">
-    <w:abstractNumId w:val="46"/>
+    <w:abstractNumId w:val="47"/>
   </w:num>
   <w:num w:numId="21" w16cid:durableId="1187134836">
     <w:abstractNumId w:val="30"/>
@@ -15963,7 +14647,7 @@
     <w:abstractNumId w:val="12"/>
   </w:num>
   <w:num w:numId="38" w16cid:durableId="37245653">
-    <w:abstractNumId w:val="43"/>
+    <w:abstractNumId w:val="44"/>
   </w:num>
   <w:num w:numId="39" w16cid:durableId="1157652744">
     <w:abstractNumId w:val="38"/>
@@ -15987,10 +14671,13 @@
     <w:abstractNumId w:val="3"/>
   </w:num>
   <w:num w:numId="46" w16cid:durableId="408355806">
-    <w:abstractNumId w:val="45"/>
+    <w:abstractNumId w:val="46"/>
   </w:num>
   <w:num w:numId="47" w16cid:durableId="1928225363">
     <w:abstractNumId w:val="5"/>
+  </w:num>
+  <w:num w:numId="48" w16cid:durableId="2008705487">
+    <w:abstractNumId w:val="42"/>
   </w:num>
   <w:numIdMacAtCleanup w:val="47"/>
 </w:numbering>
@@ -16623,7 +15310,6 @@
   <w:style w:type="character" w:default="1" w:styleId="DefaultParagraphFont">
     <w:name w:val="Default Paragraph Font"/>
     <w:uiPriority w:val="1"/>
-    <w:semiHidden/>
     <w:unhideWhenUsed/>
   </w:style>
   <w:style w:type="table" w:default="1" w:styleId="TableNormal">
@@ -20693,7 +19379,7 @@
   <dgm:whole/>
   <dgm:extLst>
     <a:ext uri="http://schemas.microsoft.com/office/drawing/2008/diagram">
-      <dsp:dataModelExt xmlns:dsp="http://schemas.microsoft.com/office/drawing/2008/diagram" relId="rId24" minVer="http://schemas.openxmlformats.org/drawingml/2006/diagram"/>
+      <dsp:dataModelExt xmlns:dsp="http://schemas.microsoft.com/office/drawing/2008/diagram" relId="rId26" minVer="http://schemas.openxmlformats.org/drawingml/2006/diagram"/>
     </a:ext>
   </dgm:extLst>
 </dgm:dataModel>
@@ -22756,12 +21442,7 @@
 </file>
 
 <file path=customXml/item3.xml><?xml version="1.0" encoding="utf-8"?>
-<?mso-contentType ?>
-<FormTemplates xmlns="http://schemas.microsoft.com/sharepoint/v3/contenttype/forms">
-  <Display>DocumentLibraryForm</Display>
-  <Edit>DocumentLibraryForm</Edit>
-  <New>DocumentLibraryForm</New>
-</FormTemplates>
+<b:Sources xmlns:b="http://schemas.openxmlformats.org/officeDocument/2006/bibliography" xmlns="http://schemas.openxmlformats.org/officeDocument/2006/bibliography" SelectedStyle="\APASixthEditionOfficeOnline.xsl" StyleName="APA" Version="6"/>
 </file>
 
 <file path=customXml/item4.xml><?xml version="1.0" encoding="utf-8"?>
@@ -22923,7 +21604,12 @@
 </file>
 
 <file path=customXml/item5.xml><?xml version="1.0" encoding="utf-8"?>
-<b:Sources xmlns:b="http://schemas.openxmlformats.org/officeDocument/2006/bibliography" xmlns="http://schemas.openxmlformats.org/officeDocument/2006/bibliography" SelectedStyle="\APASixthEditionOfficeOnline.xsl" StyleName="APA" Version="6"/>
+<?mso-contentType ?>
+<FormTemplates xmlns="http://schemas.microsoft.com/sharepoint/v3/contenttype/forms">
+  <Display>DocumentLibraryForm</Display>
+  <Edit>DocumentLibraryForm</Edit>
+  <New>DocumentLibraryForm</New>
+</FormTemplates>
 </file>
 
 <file path=customXml/itemProps1.xml><?xml version="1.0" encoding="utf-8"?>
@@ -22944,9 +21630,9 @@
 </file>
 
 <file path=customXml/itemProps3.xml><?xml version="1.0" encoding="utf-8"?>
-<ds:datastoreItem xmlns:ds="http://schemas.openxmlformats.org/officeDocument/2006/customXml" ds:itemID="{1270BDF0-489B-49A4-83EC-710875C1E20E}">
+<ds:datastoreItem xmlns:ds="http://schemas.openxmlformats.org/officeDocument/2006/customXml" ds:itemID="{CBE394B8-69FC-4AEA-A8B5-EED915668248}">
   <ds:schemaRefs>
-    <ds:schemaRef ds:uri="http://schemas.microsoft.com/sharepoint/v3/contenttype/forms"/>
+    <ds:schemaRef ds:uri="http://schemas.openxmlformats.org/officeDocument/2006/bibliography"/>
   </ds:schemaRefs>
 </ds:datastoreItem>
 </file>
@@ -22970,9 +21656,9 @@
 </file>
 
 <file path=customXml/itemProps5.xml><?xml version="1.0" encoding="utf-8"?>
-<ds:datastoreItem xmlns:ds="http://schemas.openxmlformats.org/officeDocument/2006/customXml" ds:itemID="{CBE394B8-69FC-4AEA-A8B5-EED915668248}">
+<ds:datastoreItem xmlns:ds="http://schemas.openxmlformats.org/officeDocument/2006/customXml" ds:itemID="{1270BDF0-489B-49A4-83EC-710875C1E20E}">
   <ds:schemaRefs>
-    <ds:schemaRef ds:uri="http://schemas.openxmlformats.org/officeDocument/2006/bibliography"/>
+    <ds:schemaRef ds:uri="http://schemas.microsoft.com/sharepoint/v3/contenttype/forms"/>
   </ds:schemaRefs>
 </ds:datastoreItem>
 </file>